--- a/docs/2209-A/BASVURU_BUTCE_ONERISI.docx
+++ b/docs/2209-A/BASVURU_BUTCE_ONERISI.docx
@@ -20,7 +20,7 @@
           <w:b/>
           <w:bCs/>
         </w:rPr>
-        <w:t xml:space="preserve">22 Ekim 2026 · Kullanıcı ve danışman incelemesi için taslak</w:t>
+        <w:t xml:space="preserve">22 Ekim 2026 · Kullanıcının seçtiği plan · Danışman incelemesi için taslak</w:t>
       </w:r>
     </w:p>
     <w:p>
@@ -80,7 +80,7 @@
         <w:pStyle w:val="BodyText"/>
       </w:pPr>
       <w:r>
-        <w:t xml:space="preserve">Önerilen toplam</w:t>
+        <w:t xml:space="preserve">Kullanıcının seçtiği planlanan destek talebi</w:t>
       </w:r>
       <w:r>
         <w:t xml:space="preserve"> </w:t>
@@ -109,7 +109,25 @@
         <w:t xml:space="preserve"> </w:t>
       </w:r>
       <w:r>
-        <w:t xml:space="preserve">Tarihli satış fiyatı gözlemleri, tahminlerin dayanağı olarak ayrı tutulmuştur. Talep edilecek tutar henüz kullanıcı tarafından seçilmemiştir.</w:t>
+        <w:t xml:space="preserve">Tarihli satış fiyatı gözlemleri, tahminlerin dayanağı olarak ayrı tutulmuştur. Kullanıcı</w:t>
+      </w:r>
+      <w:r>
+        <w:t xml:space="preserve"> </w:t>
+      </w:r>
+      <w:r>
+        <w:t xml:space="preserve">“</w:t>
+      </w:r>
+      <w:r>
+        <w:t xml:space="preserve">11.500 TL bütçe önerisini kullanalım.</w:t>
+      </w:r>
+      <w:r>
+        <w:t xml:space="preserve">”</w:t>
+      </w:r>
+      <w:r>
+        <w:t xml:space="preserve"> </w:t>
+      </w:r>
+      <w:r>
+        <w:t xml:space="preserve">yanıtıyla bu toplamı seçmiştir. Bu seçim, başvurunun gönderildiği veya destek tutarının onaylandığı anlamına gelmez.</w:t>
       </w:r>
     </w:p>
     <w:bookmarkStart w:id="20" w:name="kapsam-ve-toplam"/>
@@ -469,7 +487,7 @@
                 <w:bCs/>
                 <w:sz w:val="19"/>
               </w:rPr>
-              <w:t xml:space="preserve">Toplam öneri</w:t>
+              <w:t xml:space="preserve">Planlanan toplam talep</w:t>
             </w:r>
           </w:p>
         </w:tc>
@@ -2876,7 +2894,7 @@
         <w:pStyle w:val="BodyText"/>
       </w:pPr>
       <w:r>
-        <w:t xml:space="preserve">Stokta bulunmak başvuru şartı olarak kullanılmamıştır. Esas olan gerekçeli maliyet ve uygulanabilir temin planıdır. Kullanıcı toplam tutarı seçtikten ve danışmanla değerlendirildikten sonra TYBS’nin ilgili bütçe alanları güncel gider türleriyle doldurulacaktır. Çağrının 2.2 maddesi gereği talep edilen bütçe tutarı başvurular sona erdikten sonra değiştirilemez.</w:t>
+        <w:t xml:space="preserve">Stokta bulunmak başvuru şartı olarak kullanılmamıştır. Esas olan gerekçeli maliyet ve uygulanabilir temin planıdır. Kullanıcı toplam tutarı seçmiştir. Danışman değerlendirmesi ve güncel ürün/fiyat kontrolünden sonra TYBS’nin ilgili bütçe alanları uygun gider türleriyle doldurulacaktır. Çağrının 2.2 maddesi gereği talep edilen bütçe tutarı başvurular sona erdikten sonra değiştirilemez.</w:t>
       </w:r>
     </w:p>
     <w:p>

--- a/docs/2209-A/BASVURU_BUTCE_ONERISI.docx
+++ b/docs/2209-A/BASVURU_BUTCE_ONERISI.docx
@@ -2,13 +2,13 @@
 <file path=word/document.xml><?xml version="1.0" encoding="utf-8"?>
 <w:document xmlns:w="http://schemas.openxmlformats.org/wordprocessingml/2006/main" xmlns:m="http://schemas.openxmlformats.org/officeDocument/2006/math" xmlns:r="http://schemas.openxmlformats.org/officeDocument/2006/relationships" xmlns:o="urn:schemas-microsoft-com:office:office" xmlns:v="urn:schemas-microsoft-com:vml" xmlns:w10="urn:schemas-microsoft-com:office:word" xmlns:a="http://schemas.openxmlformats.org/drawingml/2006/main" xmlns:pic="http://schemas.openxmlformats.org/drawingml/2006/picture" xmlns:wp="http://schemas.openxmlformats.org/drawingml/2006/wordprocessingDrawing">
   <w:body>
-    <w:bookmarkStart w:id="33" w:name="tübitak-2209-a-bütçe-önerisi"/>
+    <w:bookmarkStart w:id="40" w:name="tübitak-2209-a-gerekçeli-bütçe"/>
     <w:p>
       <w:pPr>
         <w:pStyle w:val="Heading1"/>
       </w:pPr>
       <w:r>
-        <w:t xml:space="preserve">TÜBİTAK 2209-A — Bütçe önerisi</w:t>
+        <w:t xml:space="preserve">TÜBİTAK 2209-A — Gerekçeli bütçe</w:t>
       </w:r>
     </w:p>
     <w:p>
@@ -16,11 +16,7 @@
         <w:pStyle w:val="FirstParagraph"/>
       </w:pPr>
       <w:r>
-        <w:rPr>
-          <w:b/>
-          <w:bCs/>
-        </w:rPr>
-        <w:t xml:space="preserve">22 Ekim 2026 · Kullanıcının seçtiği plan · Danışman incelemesi için taslak</w:t>
+        <w:t xml:space="preserve">23 Ekim 2026 · Ahmet Talha Arslan · Akademik danışman: Prof. Dr. Murat Ceylan</w:t>
       </w:r>
     </w:p>
     <w:p>
@@ -38,7 +34,7 @@
         <w:t xml:space="preserve"> </w:t>
       </w:r>
       <w:r>
-        <w:t xml:space="preserve">Kullanıcı tarafından belirlenen rota bilgisine göre hareket eden otonom araç tasarımı</w:t>
+        <w:t xml:space="preserve">Kullanıcı tanımlı rotada sabit engelden kaçınma ve rotaya yeniden katılma: küçük ölçekli bir kara aracında deneysel değerlendirme</w:t>
       </w:r>
     </w:p>
     <w:p>
@@ -46,17 +42,7 @@
         <w:pStyle w:val="BodyText"/>
       </w:pPr>
       <w:r>
-        <w:rPr>
-          <w:b/>
-          <w:bCs/>
-        </w:rPr>
-        <w:t xml:space="preserve">Yürütücü:</w:t>
-      </w:r>
-      <w:r>
-        <w:t xml:space="preserve"> </w:t>
-      </w:r>
-      <w:r>
-        <w:t xml:space="preserve">Ahmet Talha Arslan ·</w:t>
+        <w:t xml:space="preserve">Talep edilen toplam</w:t>
       </w:r>
       <w:r>
         <w:t xml:space="preserve"> </w:t>
@@ -66,501 +52,19 @@
           <w:b/>
           <w:bCs/>
         </w:rPr>
-        <w:t xml:space="preserve">Danışman:</w:t>
+        <w:t xml:space="preserve">11.500 TL</w:t>
       </w:r>
       <w:r>
-        <w:t xml:space="preserve"> </w:t>
-      </w:r>
-      <w:r>
-        <w:t xml:space="preserve">Prof. Dr. Murat Ceylan</w:t>
+        <w:t xml:space="preserve">, KDV dahil planlama tahminidir. Gerçekleşmiş harcama veya bağlayıcı satıcı teklifi değildir. 21 gider kalemi vardır; ayrı kargo ödeneği talep edilmemektedir.</w:t>
       </w:r>
     </w:p>
-    <w:p>
-      <w:pPr>
-        <w:pStyle w:val="BodyText"/>
-      </w:pPr>
-      <w:r>
-        <w:t xml:space="preserve">Kullanıcının seçtiği planlanan destek talebi</w:t>
-      </w:r>
-      <w:r>
-        <w:t xml:space="preserve"> </w:t>
-      </w:r>
-      <w:r>
-        <w:rPr>
-          <w:b/>
-          <w:bCs/>
-        </w:rPr>
-        <w:t xml:space="preserve">11.500,00 TL</w:t>
-      </w:r>
-      <w:r>
-        <w:t xml:space="preserve">’dir. Aşağıdaki birim bedeller</w:t>
-      </w:r>
-      <w:r>
-        <w:t xml:space="preserve"> </w:t>
-      </w:r>
-      <w:r>
-        <w:rPr>
-          <w:b/>
-          <w:bCs/>
-        </w:rPr>
-        <w:t xml:space="preserve">KDV dahil tahmini planlama ödenekleridir; satıcı teklifleri veya doğrulanmış ürün fiyatları değildir.</w:t>
-      </w:r>
-      <w:r>
-        <w:t xml:space="preserve"> </w:t>
-      </w:r>
-      <w:r>
-        <w:t xml:space="preserve">Tarihli satış fiyatı gözlemleri, tahminlerin dayanağı olarak ayrı tutulmuştur. Kullanıcı</w:t>
-      </w:r>
-      <w:r>
-        <w:t xml:space="preserve"> </w:t>
-      </w:r>
-      <w:r>
-        <w:t xml:space="preserve">“</w:t>
-      </w:r>
-      <w:r>
-        <w:t xml:space="preserve">11.500 TL bütçe önerisini kullanalım.</w:t>
-      </w:r>
-      <w:r>
-        <w:t xml:space="preserve">”</w:t>
-      </w:r>
-      <w:r>
-        <w:t xml:space="preserve"> </w:t>
-      </w:r>
-      <w:r>
-        <w:t xml:space="preserve">yanıtıyla bu toplamı seçmiştir. Bu seçim, başvurunun gönderildiği veya destek tutarının onaylandığı anlamına gelmez.</w:t>
-      </w:r>
-    </w:p>
-    <w:bookmarkStart w:id="20" w:name="kapsam-ve-toplam"/>
+    <w:bookmarkStart w:id="20" w:name="gider-kalemleri"/>
     <w:p>
       <w:pPr>
         <w:pStyle w:val="Heading2"/>
       </w:pPr>
       <w:r>
-        <w:t xml:space="preserve">Kapsam ve toplam</w:t>
-      </w:r>
-    </w:p>
-    <w:p>
-      <w:pPr>
-        <w:pStyle w:val="FirstParagraph"/>
-      </w:pPr>
-      <w:r>
-        <w:t xml:space="preserve">Plan; bir araç prototipi, iki enkoderli motor, beş sabit ToF öncelikli sensör, bilgisayar öncelikli arayüz ve seçilen 40 denemelik değerlendirme için hazırlanmıştır. Altı aylık iş planı, 10 cm waypoint/rotaya dönüş ve 120 saniye deneme hedefleri korunmuştur.</w:t>
-      </w:r>
-    </w:p>
-    <w:tbl>
-      <w:tblPr>
-        <w:tblStyle w:val="TableGrid"/>
-        <w:tblW w:type="auto" w:w="0"/>
-        <w:jc w:val="left"/>
-        <w:tblLayout w:type="fixed"/>
-        <w:tblLook w:firstRow="1" w:lastRow="0" w:firstColumn="0" w:lastColumn="0" w:noHBand="0" w:noVBand="0" w:val="0020"/>
-      </w:tblPr>
-      <w:tblGrid>
-        <w:gridCol w:w="2381"/>
-        <w:gridCol w:w="7257"/>
-      </w:tblGrid>
-      <w:tr>
-        <w:trPr>
-          <w:tblHeader w:val="on"/>
-          <w:tblHeader/>
-          <w:cantSplit/>
-        </w:trPr>
-        <w:tc>
-          <w:tcPr>
-            <w:tcW w:type="dxa" w:w="2381"/>
-            <w:vAlign w:val="top"/>
-            <w:shd w:fill="EAF1F7"/>
-          </w:tcPr>
-          <w:p>
-            <w:pPr>
-              <w:pStyle w:val="Compact"/>
-              <w:spacing w:after="60" w:line="252" w:lineRule="auto"/>
-              <w:jc w:val="left"/>
-            </w:pPr>
-            <w:r>
-              <w:rPr>
-                <w:b/>
-                <w:sz w:val="19"/>
-              </w:rPr>
-              <w:t xml:space="preserve">Grup</w:t>
-            </w:r>
-          </w:p>
-        </w:tc>
-        <w:tc>
-          <w:tcPr>
-            <w:tcW w:type="dxa" w:w="7257"/>
-            <w:vAlign w:val="top"/>
-            <w:shd w:fill="EAF1F7"/>
-          </w:tcPr>
-          <w:p>
-            <w:pPr>
-              <w:pStyle w:val="Compact"/>
-              <w:spacing w:after="60" w:line="252" w:lineRule="auto"/>
-              <w:jc w:val="left"/>
-            </w:pPr>
-            <w:r>
-              <w:rPr>
-                <w:b/>
-                <w:sz w:val="19"/>
-              </w:rPr>
-              <w:t xml:space="preserve">Planlanan tutar</w:t>
-            </w:r>
-          </w:p>
-        </w:tc>
-      </w:tr>
-      <w:tr>
-        <w:trPr>
-          <w:cantSplit/>
-        </w:trPr>
-        <w:tc>
-          <w:tcPr>
-            <w:tcW w:type="dxa" w:w="2381"/>
-            <w:vAlign w:val="top"/>
-          </w:tcPr>
-          <w:p>
-            <w:pPr>
-              <w:pStyle w:val="Compact"/>
-              <w:spacing w:after="60" w:line="252" w:lineRule="auto"/>
-              <w:jc w:val="left"/>
-            </w:pPr>
-            <w:r>
-              <w:rPr>
-                <w:sz w:val="19"/>
-              </w:rPr>
-              <w:t xml:space="preserve">Kontrol ve algılama</w:t>
-            </w:r>
-          </w:p>
-        </w:tc>
-        <w:tc>
-          <w:tcPr>
-            <w:tcW w:type="dxa" w:w="7257"/>
-            <w:vAlign w:val="top"/>
-          </w:tcPr>
-          <w:p>
-            <w:pPr>
-              <w:pStyle w:val="Compact"/>
-              <w:spacing w:after="60" w:line="252" w:lineRule="auto"/>
-              <w:jc w:val="left"/>
-            </w:pPr>
-            <w:r>
-              <w:rPr>
-                <w:sz w:val="19"/>
-              </w:rPr>
-              <w:t xml:space="preserve">3.500,00 TL</w:t>
-            </w:r>
-          </w:p>
-        </w:tc>
-      </w:tr>
-      <w:tr>
-        <w:trPr>
-          <w:cantSplit/>
-        </w:trPr>
-        <w:tc>
-          <w:tcPr>
-            <w:tcW w:type="dxa" w:w="2381"/>
-            <w:vAlign w:val="top"/>
-          </w:tcPr>
-          <w:p>
-            <w:pPr>
-              <w:pStyle w:val="Compact"/>
-              <w:spacing w:after="60" w:line="252" w:lineRule="auto"/>
-              <w:jc w:val="left"/>
-            </w:pPr>
-            <w:r>
-              <w:rPr>
-                <w:sz w:val="19"/>
-              </w:rPr>
-              <w:t xml:space="preserve">Hareket ve şasi</w:t>
-            </w:r>
-          </w:p>
-        </w:tc>
-        <w:tc>
-          <w:tcPr>
-            <w:tcW w:type="dxa" w:w="7257"/>
-            <w:vAlign w:val="top"/>
-          </w:tcPr>
-          <w:p>
-            <w:pPr>
-              <w:pStyle w:val="Compact"/>
-              <w:spacing w:after="60" w:line="252" w:lineRule="auto"/>
-              <w:jc w:val="left"/>
-            </w:pPr>
-            <w:r>
-              <w:rPr>
-                <w:sz w:val="19"/>
-              </w:rPr>
-              <w:t xml:space="preserve">2.850,00 TL</w:t>
-            </w:r>
-          </w:p>
-        </w:tc>
-      </w:tr>
-      <w:tr>
-        <w:trPr>
-          <w:cantSplit/>
-        </w:trPr>
-        <w:tc>
-          <w:tcPr>
-            <w:tcW w:type="dxa" w:w="2381"/>
-            <w:vAlign w:val="top"/>
-          </w:tcPr>
-          <w:p>
-            <w:pPr>
-              <w:pStyle w:val="Compact"/>
-              <w:spacing w:after="60" w:line="252" w:lineRule="auto"/>
-              <w:jc w:val="left"/>
-            </w:pPr>
-            <w:r>
-              <w:rPr>
-                <w:sz w:val="19"/>
-              </w:rPr>
-              <w:t xml:space="preserve">Güç sistemi</w:t>
-            </w:r>
-          </w:p>
-        </w:tc>
-        <w:tc>
-          <w:tcPr>
-            <w:tcW w:type="dxa" w:w="7257"/>
-            <w:vAlign w:val="top"/>
-          </w:tcPr>
-          <w:p>
-            <w:pPr>
-              <w:pStyle w:val="Compact"/>
-              <w:spacing w:after="60" w:line="252" w:lineRule="auto"/>
-              <w:jc w:val="left"/>
-            </w:pPr>
-            <w:r>
-              <w:rPr>
-                <w:sz w:val="19"/>
-              </w:rPr>
-              <w:t xml:space="preserve">2.850,00 TL</w:t>
-            </w:r>
-          </w:p>
-        </w:tc>
-      </w:tr>
-      <w:tr>
-        <w:trPr>
-          <w:cantSplit/>
-        </w:trPr>
-        <w:tc>
-          <w:tcPr>
-            <w:tcW w:type="dxa" w:w="2381"/>
-            <w:vAlign w:val="top"/>
-          </w:tcPr>
-          <w:p>
-            <w:pPr>
-              <w:pStyle w:val="Compact"/>
-              <w:spacing w:after="60" w:line="252" w:lineRule="auto"/>
-              <w:jc w:val="left"/>
-            </w:pPr>
-            <w:r>
-              <w:rPr>
-                <w:sz w:val="19"/>
-              </w:rPr>
-              <w:t xml:space="preserve">Montaj ve bağlantı</w:t>
-            </w:r>
-          </w:p>
-        </w:tc>
-        <w:tc>
-          <w:tcPr>
-            <w:tcW w:type="dxa" w:w="7257"/>
-            <w:vAlign w:val="top"/>
-          </w:tcPr>
-          <w:p>
-            <w:pPr>
-              <w:pStyle w:val="Compact"/>
-              <w:spacing w:after="60" w:line="252" w:lineRule="auto"/>
-              <w:jc w:val="left"/>
-            </w:pPr>
-            <w:r>
-              <w:rPr>
-                <w:sz w:val="19"/>
-              </w:rPr>
-              <w:t xml:space="preserve">700,00 TL</w:t>
-            </w:r>
-          </w:p>
-        </w:tc>
-      </w:tr>
-      <w:tr>
-        <w:trPr>
-          <w:cantSplit/>
-        </w:trPr>
-        <w:tc>
-          <w:tcPr>
-            <w:tcW w:type="dxa" w:w="2381"/>
-            <w:vAlign w:val="top"/>
-          </w:tcPr>
-          <w:p>
-            <w:pPr>
-              <w:pStyle w:val="Compact"/>
-              <w:spacing w:after="60" w:line="252" w:lineRule="auto"/>
-              <w:jc w:val="left"/>
-            </w:pPr>
-            <w:r>
-              <w:rPr>
-                <w:sz w:val="19"/>
-              </w:rPr>
-              <w:t xml:space="preserve">Deney düzeni</w:t>
-            </w:r>
-          </w:p>
-        </w:tc>
-        <w:tc>
-          <w:tcPr>
-            <w:tcW w:type="dxa" w:w="7257"/>
-            <w:vAlign w:val="top"/>
-          </w:tcPr>
-          <w:p>
-            <w:pPr>
-              <w:pStyle w:val="Compact"/>
-              <w:spacing w:after="60" w:line="252" w:lineRule="auto"/>
-              <w:jc w:val="left"/>
-            </w:pPr>
-            <w:r>
-              <w:rPr>
-                <w:sz w:val="19"/>
-              </w:rPr>
-              <w:t xml:space="preserve">1.300,00 TL</w:t>
-            </w:r>
-          </w:p>
-        </w:tc>
-      </w:tr>
-      <w:tr>
-        <w:trPr>
-          <w:cantSplit/>
-        </w:trPr>
-        <w:tc>
-          <w:tcPr>
-            <w:tcW w:type="dxa" w:w="2381"/>
-            <w:vAlign w:val="top"/>
-          </w:tcPr>
-          <w:p>
-            <w:pPr>
-              <w:pStyle w:val="Compact"/>
-              <w:spacing w:after="60" w:line="252" w:lineRule="auto"/>
-              <w:jc w:val="left"/>
-            </w:pPr>
-            <w:r>
-              <w:rPr>
-                <w:sz w:val="19"/>
-              </w:rPr>
-              <w:t xml:space="preserve">Yurt içi teslim</w:t>
-            </w:r>
-          </w:p>
-        </w:tc>
-        <w:tc>
-          <w:tcPr>
-            <w:tcW w:type="dxa" w:w="7257"/>
-            <w:vAlign w:val="top"/>
-          </w:tcPr>
-          <w:p>
-            <w:pPr>
-              <w:pStyle w:val="Compact"/>
-              <w:spacing w:after="60" w:line="252" w:lineRule="auto"/>
-              <w:jc w:val="left"/>
-            </w:pPr>
-            <w:r>
-              <w:rPr>
-                <w:sz w:val="19"/>
-              </w:rPr>
-              <w:t xml:space="preserve">300,00 TL</w:t>
-            </w:r>
-          </w:p>
-        </w:tc>
-      </w:tr>
-      <w:tr>
-        <w:trPr>
-          <w:cantSplit/>
-        </w:trPr>
-        <w:tc>
-          <w:tcPr>
-            <w:tcW w:type="dxa" w:w="2381"/>
-            <w:vAlign w:val="top"/>
-          </w:tcPr>
-          <w:p>
-            <w:pPr>
-              <w:pStyle w:val="Compact"/>
-              <w:spacing w:after="60" w:line="252" w:lineRule="auto"/>
-              <w:jc w:val="left"/>
-            </w:pPr>
-            <w:r>
-              <w:rPr>
-                <w:b/>
-                <w:bCs/>
-                <w:sz w:val="19"/>
-              </w:rPr>
-              <w:t xml:space="preserve">Planlanan toplam talep</w:t>
-            </w:r>
-          </w:p>
-        </w:tc>
-        <w:tc>
-          <w:tcPr>
-            <w:tcW w:type="dxa" w:w="7257"/>
-            <w:vAlign w:val="top"/>
-          </w:tcPr>
-          <w:p>
-            <w:pPr>
-              <w:pStyle w:val="Compact"/>
-              <w:spacing w:after="60" w:line="252" w:lineRule="auto"/>
-              <w:jc w:val="left"/>
-            </w:pPr>
-            <w:r>
-              <w:rPr>
-                <w:b/>
-                <w:bCs/>
-                <w:sz w:val="19"/>
-              </w:rPr>
-              <w:t xml:space="preserve">11.500,00 TL</w:t>
-            </w:r>
-          </w:p>
-        </w:tc>
-      </w:tr>
-    </w:tbl>
-    <w:p>
-      <w:pPr>
-        <w:pStyle w:val="BodyText"/>
-      </w:pPr>
-      <w:r>
-        <w:t xml:space="preserve">Program sayfasındaki 12.000 TL üst sınırına göre talep dışındaki aritmetik fark</w:t>
-      </w:r>
-      <w:r>
-        <w:t xml:space="preserve"> </w:t>
-      </w:r>
-      <w:r>
-        <w:rPr>
-          <w:b/>
-          <w:bCs/>
-        </w:rPr>
-        <w:t xml:space="preserve">500,00 TL</w:t>
-      </w:r>
-      <w:r>
-        <w:t xml:space="preserve">’dir. Bütçeye</w:t>
-      </w:r>
-      <w:r>
-        <w:t xml:space="preserve"> </w:t>
-      </w:r>
-      <w:r>
-        <w:t xml:space="preserve">“</w:t>
-      </w:r>
-      <w:r>
-        <w:t xml:space="preserve">beklenmeyen gider</w:t>
-      </w:r>
-      <w:r>
-        <w:t xml:space="preserve">”</w:t>
-      </w:r>
-      <w:r>
-        <w:t xml:space="preserve"> </w:t>
-      </w:r>
-      <w:r>
-        <w:t xml:space="preserve">veya karşılıksız bir yedek tutar eklenmemiştir.</w:t>
-      </w:r>
-    </w:p>
-    <w:bookmarkEnd w:id="20"/>
-    <w:bookmarkStart w:id="21" w:name="kalemlere-göre-planlama"/>
-    <w:p>
-      <w:pPr>
-        <w:pStyle w:val="Heading2"/>
-      </w:pPr>
-      <w:r>
-        <w:t xml:space="preserve">Kalemlere göre planlama</w:t>
+        <w:t xml:space="preserve">Gider kalemleri</w:t>
       </w:r>
     </w:p>
     <w:tbl>
@@ -570,6 +74,14 @@
         <w:jc w:val="left"/>
         <w:tblLayout w:type="fixed"/>
         <w:tblLook w:firstRow="1" w:lastRow="0" w:firstColumn="0" w:lastColumn="0" w:noHBand="0" w:noVBand="0" w:val="0020"/>
+        <w:tblBorders>
+          <w:top w:val="single" w:sz="4" w:color="879CAE"/>
+          <w:left w:val="single" w:sz="4" w:color="879CAE"/>
+          <w:bottom w:val="single" w:sz="4" w:color="879CAE"/>
+          <w:right w:val="single" w:sz="4" w:color="879CAE"/>
+          <w:insideH w:val="single" w:sz="4" w:color="879CAE"/>
+          <w:insideV w:val="single" w:sz="4" w:color="879CAE"/>
+        </w:tblBorders>
       </w:tblPr>
       <w:tblGrid>
         <w:gridCol w:w="4819"/>
@@ -642,7 +154,7 @@
                 <w:b/>
                 <w:sz w:val="19"/>
               </w:rPr>
-              <w:t xml:space="preserve">Birim ödenek</w:t>
+              <w:t xml:space="preserve">Birim bedel</w:t>
             </w:r>
           </w:p>
         </w:tc>
@@ -687,7 +199,7 @@
               <w:rPr>
                 <w:sz w:val="19"/>
               </w:rPr>
-              <w:t xml:space="preserve">K01 — ESP32 geliştirme kartı</w:t>
+              <w:t xml:space="preserve">K01 — Kablosuz haberleşmeli kontrol kartı</w:t>
             </w:r>
           </w:p>
         </w:tc>
@@ -1254,7 +766,7 @@
               <w:rPr>
                 <w:sz w:val="19"/>
               </w:rPr>
-              <w:t xml:space="preserve">K08 — Boş şasi veya şasi imalatı</w:t>
+              <w:t xml:space="preserve">K08 — İki motorlu araç için gövde plakası</w:t>
             </w:r>
           </w:p>
         </w:tc>
@@ -2183,7 +1695,7 @@
               <w:rPr>
                 <w:sz w:val="19"/>
               </w:rPr>
-              <w:t xml:space="preserve">500,00 TL</w:t>
+              <w:t xml:space="preserve">800,00 TL</w:t>
             </w:r>
           </w:p>
         </w:tc>
@@ -2202,7 +1714,7 @@
               <w:rPr>
                 <w:sz w:val="19"/>
               </w:rPr>
-              <w:t xml:space="preserve">500,00 TL</w:t>
+              <w:t xml:space="preserve">800,00 TL</w:t>
             </w:r>
           </w:p>
         </w:tc>
@@ -2386,9 +1898,11 @@
             </w:pPr>
             <w:r>
               <w:rPr>
+                <w:b/>
+                <w:bCs/>
                 <w:sz w:val="19"/>
               </w:rPr>
-              <w:t xml:space="preserve">K22 — Yurt içi ürün teslim/kargo gideri</w:t>
+              <w:t xml:space="preserve">TOPLAM</w:t>
             </w:r>
           </w:p>
         </w:tc>
@@ -2401,14 +1915,19 @@
             <w:pPr>
               <w:pStyle w:val="Compact"/>
               <w:spacing w:after="60" w:line="252" w:lineRule="auto"/>
-              <w:jc w:val="left"/>
             </w:pPr>
-            <w:r>
-              <w:rPr>
-                <w:sz w:val="19"/>
-              </w:rPr>
-              <w:t xml:space="preserve">1 takım</w:t>
-            </w:r>
+          </w:p>
+        </w:tc>
+        <w:tc>
+          <w:tcPr>
+            <w:tcW w:type="dxa" w:w="1928"/>
+            <w:vAlign w:val="top"/>
+          </w:tcPr>
+          <w:p>
+            <w:pPr>
+              <w:pStyle w:val="Compact"/>
+              <w:spacing w:after="60" w:line="252" w:lineRule="auto"/>
+            </w:pPr>
           </w:p>
         </w:tc>
         <w:tc>
@@ -2424,41 +1943,24 @@
             </w:pPr>
             <w:r>
               <w:rPr>
+                <w:b/>
+                <w:bCs/>
                 <w:sz w:val="19"/>
               </w:rPr>
-              <w:t xml:space="preserve">300,00 TL</w:t>
-            </w:r>
-          </w:p>
-        </w:tc>
-        <w:tc>
-          <w:tcPr>
-            <w:tcW w:type="dxa" w:w="1928"/>
-            <w:vAlign w:val="top"/>
-          </w:tcPr>
-          <w:p>
-            <w:pPr>
-              <w:pStyle w:val="Compact"/>
-              <w:spacing w:after="60" w:line="252" w:lineRule="auto"/>
-              <w:jc w:val="left"/>
-            </w:pPr>
-            <w:r>
-              <w:rPr>
-                <w:sz w:val="19"/>
-              </w:rPr>
-              <w:t xml:space="preserve">300,00 TL</w:t>
+              <w:t xml:space="preserve">11.500,00 TL</w:t>
             </w:r>
           </w:p>
         </w:tc>
       </w:tr>
     </w:tbl>
-    <w:bookmarkEnd w:id="21"/>
-    <w:bookmarkStart w:id="27" w:name="fiyat-dayanakları-ve-tahminlerin-sınırı"/>
+    <w:bookmarkEnd w:id="20"/>
+    <w:bookmarkStart w:id="21" w:name="gövde-ve-teslim-kapsamı"/>
     <w:p>
       <w:pPr>
         <w:pStyle w:val="Heading2"/>
       </w:pPr>
       <w:r>
-        <w:t xml:space="preserve">Fiyat dayanakları ve tahminlerin sınırı</w:t>
+        <w:t xml:space="preserve">Gövde ve teslim kapsamı</w:t>
       </w:r>
     </w:p>
     <w:p>
@@ -2466,7 +1968,33 @@
         <w:pStyle w:val="FirstParagraph"/>
       </w:pPr>
       <w:r>
-        <w:t xml:space="preserve">22 Ekim devam kontrolünde aşağıdaki sayfalar doğrudan açıldı. Bu fiyatlar, tabloda önerilen yuvarlatılmış ödeneklerden ayrıdır.</w:t>
+        <w:t xml:space="preserve">K08 yalnızca bir gövde plakasını kapsar; motor, tekerlek, elektronik ve diğer kalemlerdeki bağlantılar tekrar bütçelenmez. Plakanın motor montajı ve araç zarfıyla uyumu satın almadan önce teyit edilecektir. Uygun bir ürünün doğrudan teklifi henüz alınmamıştır.</w:t>
+      </w:r>
+    </w:p>
+    <w:p>
+      <w:pPr>
+        <w:pStyle w:val="BodyText"/>
+      </w:pPr>
+      <w:r>
+        <w:t xml:space="preserve">Ana elektronikler, her biri 1.500 TL ve üzeri toplu siparişlerle, küçük mekanik parçalar yerel teslimle temin edilecektir. İncelenen iki satıcının tarihli teslim koşulları bu eşikte ücretsizdir. Böylece önceki K22 kaldırılmış ve 300 TL kamera sabitlemesine aktarılmıştır; K19 800 TL, deney düzeni grubu 1.600 TL olmuştur. Diğer grup tutarları değişmemiştir. Teslim şartları sipariş sırasında tekrar kontrol edilecektir.</w:t>
+      </w:r>
+    </w:p>
+    <w:bookmarkEnd w:id="21"/>
+    <w:bookmarkStart w:id="36" w:name="ekim-fiyat-dayanakları"/>
+    <w:p>
+      <w:pPr>
+        <w:pStyle w:val="Heading2"/>
+      </w:pPr>
+      <w:r>
+        <w:t xml:space="preserve">23 Ekim fiyat dayanakları</w:t>
+      </w:r>
+    </w:p>
+    <w:p>
+      <w:pPr>
+        <w:pStyle w:val="FirstParagraph"/>
+      </w:pPr>
+      <w:r>
+        <w:t xml:space="preserve">Aşağıdakiler satış sayfası gözlemleridir. Birim ödeneklerle aynı tutarlar oldukları veya kesin teknik eşdeğerliği gösterdikleri iddia edilmez.</w:t>
       </w:r>
     </w:p>
     <w:tbl>
@@ -2476,6 +2004,14 @@
         <w:jc w:val="left"/>
         <w:tblLayout w:type="fixed"/>
         <w:tblLook w:firstRow="1" w:lastRow="0" w:firstColumn="0" w:lastColumn="0" w:noHBand="0" w:noVBand="0" w:val="0020"/>
+        <w:tblBorders>
+          <w:top w:val="single" w:sz="4" w:color="879CAE"/>
+          <w:left w:val="single" w:sz="4" w:color="879CAE"/>
+          <w:bottom w:val="single" w:sz="4" w:color="879CAE"/>
+          <w:right w:val="single" w:sz="4" w:color="879CAE"/>
+          <w:insideH w:val="single" w:sz="4" w:color="879CAE"/>
+          <w:insideV w:val="single" w:sz="4" w:color="879CAE"/>
+        </w:tblBorders>
       </w:tblPr>
       <w:tblGrid>
         <w:gridCol w:w="1701"/>
@@ -2505,7 +2041,7 @@
                 <w:b/>
                 <w:sz w:val="19"/>
               </w:rPr>
-              <w:t xml:space="preserve">Dayanak</w:t>
+              <w:t xml:space="preserve">Kalem dayanağı</w:t>
             </w:r>
           </w:p>
         </w:tc>
@@ -2526,7 +2062,7 @@
                 <w:b/>
                 <w:sz w:val="19"/>
               </w:rPr>
-              <w:t xml:space="preserve">Görülen bedel</w:t>
+              <w:t xml:space="preserve">KDV dahil görülen tutar</w:t>
             </w:r>
           </w:p>
         </w:tc>
@@ -2547,7 +2083,7 @@
                 <w:b/>
                 <w:sz w:val="19"/>
               </w:rPr>
-              <w:t xml:space="preserve">Değerlendirme</w:t>
+              <w:t xml:space="preserve">Kaynak</w:t>
             </w:r>
           </w:p>
         </w:tc>
@@ -2567,14 +2103,12 @@
               <w:spacing w:after="60" w:line="252" w:lineRule="auto"/>
               <w:jc w:val="left"/>
             </w:pPr>
-            <w:hyperlink r:id="rId22">
-              <w:r>
-                <w:rPr>
-                  <w:rStyle w:val="Hyperlink"/>
-                </w:rPr>
-                <w:t xml:space="preserve">ESP32 kartı</w:t>
-              </w:r>
-            </w:hyperlink>
+            <w:r>
+              <w:rPr>
+                <w:sz w:val="19"/>
+              </w:rPr>
+              <w:t xml:space="preserve">control — ESP32-WROOM CP2102 Wifi ve Bluetooth Modülü - Type C</w:t>
+            </w:r>
           </w:p>
         </w:tc>
         <w:tc>
@@ -2607,12 +2141,14 @@
               <w:spacing w:after="60" w:line="252" w:lineRule="auto"/>
               <w:jc w:val="left"/>
             </w:pPr>
-            <w:r>
-              <w:rPr>
-                <w:sz w:val="19"/>
-              </w:rPr>
-              <w:t xml:space="preserve">Kart için 700 TL planlandı. Önceki aynı gün kaydındaki 628,50 TL yerine yeni kontrolde 630,00 TL görüldü.</w:t>
-            </w:r>
+            <w:hyperlink r:id="rId22">
+              <w:r>
+                <w:rPr>
+                  <w:rStyle w:val="Hyperlink"/>
+                </w:rPr>
+                <w:t xml:space="preserve">Satış sayfası</w:t>
+              </w:r>
+            </w:hyperlink>
           </w:p>
         </w:tc>
       </w:tr>
@@ -2631,14 +2167,12 @@
               <w:spacing w:after="60" w:line="252" w:lineRule="auto"/>
               <w:jc w:val="left"/>
             </w:pPr>
-            <w:hyperlink r:id="rId23">
-              <w:r>
-                <w:rPr>
-                  <w:rStyle w:val="Hyperlink"/>
-                </w:rPr>
-                <w:t xml:space="preserve">Enkoderli motor adayı</w:t>
-              </w:r>
-            </w:hyperlink>
+            <w:r>
+              <w:rPr>
+                <w:sz w:val="19"/>
+              </w:rPr>
+              <w:t xml:space="preserve">motor — JGA12-N20B - 6V 300RPM Enkoderli Motor</w:t>
+            </w:r>
           </w:p>
         </w:tc>
         <w:tc>
@@ -2656,7 +2190,7 @@
               <w:rPr>
                 <w:sz w:val="19"/>
               </w:rPr>
-              <w:t xml:space="preserve">406,82 TL/adet</w:t>
+              <w:t xml:space="preserve">406,82 TL</w:t>
             </w:r>
           </w:p>
         </w:tc>
@@ -2671,12 +2205,14 @@
               <w:spacing w:after="60" w:line="252" w:lineRule="auto"/>
               <w:jc w:val="left"/>
             </w:pPr>
-            <w:r>
-              <w:rPr>
-                <w:sz w:val="19"/>
-              </w:rPr>
-              <w:t xml:space="preserve">Motor başına 600 TL hedeflendi. Sıkışma akımı ve enkoder bilgileri eksik; belgeli referans motorla aynı ürün sayılmadı.</w:t>
-            </w:r>
+            <w:hyperlink r:id="rId23">
+              <w:r>
+                <w:rPr>
+                  <w:rStyle w:val="Hyperlink"/>
+                </w:rPr>
+                <w:t xml:space="preserve">Satış sayfası</w:t>
+              </w:r>
+            </w:hyperlink>
           </w:p>
         </w:tc>
       </w:tr>
@@ -2695,14 +2231,12 @@
               <w:spacing w:after="60" w:line="252" w:lineRule="auto"/>
               <w:jc w:val="left"/>
             </w:pPr>
-            <w:hyperlink r:id="rId24">
-              <w:r>
-                <w:rPr>
-                  <w:rStyle w:val="Hyperlink"/>
-                </w:rPr>
-                <w:t xml:space="preserve">ToF taşıyıcı adayı</w:t>
-              </w:r>
-            </w:hyperlink>
+            <w:r>
+              <w:rPr>
+                <w:sz w:val="19"/>
+              </w:rPr>
+              <w:t xml:space="preserve">sensor — GY-VL53L0XV2 Lazer Mesafe Modülü</w:t>
+            </w:r>
           </w:p>
         </w:tc>
         <w:tc>
@@ -2720,7 +2254,7 @@
               <w:rPr>
                 <w:sz w:val="19"/>
               </w:rPr>
-              <w:t xml:space="preserve">435,88 TL/adet</w:t>
+              <w:t xml:space="preserve">435,88 TL</w:t>
             </w:r>
           </w:p>
         </w:tc>
@@ -2735,12 +2269,14 @@
               <w:spacing w:after="60" w:line="252" w:lineRule="auto"/>
               <w:jc w:val="left"/>
             </w:pPr>
-            <w:r>
-              <w:rPr>
-                <w:sz w:val="19"/>
-              </w:rPr>
-              <w:t xml:space="preserve">Sensör başına 500 TL planlandı. Stok verisi OutOfStock; stok veya arayüz uyumu doğrulanmış değildir.</w:t>
-            </w:r>
+            <w:hyperlink r:id="rId24">
+              <w:r>
+                <w:rPr>
+                  <w:rStyle w:val="Hyperlink"/>
+                </w:rPr>
+                <w:t xml:space="preserve">Satış sayfası</w:t>
+              </w:r>
+            </w:hyperlink>
           </w:p>
         </w:tc>
       </w:tr>
@@ -2759,14 +2295,652 @@
               <w:spacing w:after="60" w:line="252" w:lineRule="auto"/>
               <w:jc w:val="left"/>
             </w:pPr>
+            <w:r>
+              <w:rPr>
+                <w:sz w:val="19"/>
+              </w:rPr>
+              <w:t xml:space="preserve">battery — 7.4V 2S1P 1000 mAh (15C) Li-Polymer Pil - Soketli</w:t>
+            </w:r>
+          </w:p>
+        </w:tc>
+        <w:tc>
+          <w:tcPr>
+            <w:tcW w:type="dxa" w:w="3175"/>
+            <w:vAlign w:val="top"/>
+          </w:tcPr>
+          <w:p>
+            <w:pPr>
+              <w:pStyle w:val="Compact"/>
+              <w:spacing w:after="60" w:line="252" w:lineRule="auto"/>
+              <w:jc w:val="left"/>
+            </w:pPr>
+            <w:r>
+              <w:rPr>
+                <w:sz w:val="19"/>
+              </w:rPr>
+              <w:t xml:space="preserve">1.019,96 TL</w:t>
+            </w:r>
+          </w:p>
+        </w:tc>
+        <w:tc>
+          <w:tcPr>
+            <w:tcW w:type="dxa" w:w="4762"/>
+            <w:vAlign w:val="top"/>
+          </w:tcPr>
+          <w:p>
+            <w:pPr>
+              <w:pStyle w:val="Compact"/>
+              <w:spacing w:after="60" w:line="252" w:lineRule="auto"/>
+              <w:jc w:val="left"/>
+            </w:pPr>
             <w:hyperlink r:id="rId25">
               <w:r>
                 <w:rPr>
                   <w:rStyle w:val="Hyperlink"/>
                 </w:rPr>
-                <w:t xml:space="preserve">Temel multimetre adayı</w:t>
+                <w:t xml:space="preserve">Satış sayfası</w:t>
               </w:r>
             </w:hyperlink>
+          </w:p>
+        </w:tc>
+      </w:tr>
+      <w:tr>
+        <w:trPr>
+          <w:cantSplit/>
+        </w:trPr>
+        <w:tc>
+          <w:tcPr>
+            <w:tcW w:type="dxa" w:w="1701"/>
+            <w:vAlign w:val="top"/>
+          </w:tcPr>
+          <w:p>
+            <w:pPr>
+              <w:pStyle w:val="Compact"/>
+              <w:spacing w:after="60" w:line="252" w:lineRule="auto"/>
+              <w:jc w:val="left"/>
+            </w:pPr>
+            <w:r>
+              <w:rPr>
+                <w:sz w:val="19"/>
+              </w:rPr>
+              <w:t xml:space="preserve">charger — A3 Kompakt Lipo (2S - 3S) Şarj Aleti</w:t>
+            </w:r>
+          </w:p>
+        </w:tc>
+        <w:tc>
+          <w:tcPr>
+            <w:tcW w:type="dxa" w:w="3175"/>
+            <w:vAlign w:val="top"/>
+          </w:tcPr>
+          <w:p>
+            <w:pPr>
+              <w:pStyle w:val="Compact"/>
+              <w:spacing w:after="60" w:line="252" w:lineRule="auto"/>
+              <w:jc w:val="left"/>
+            </w:pPr>
+            <w:r>
+              <w:rPr>
+                <w:sz w:val="19"/>
+              </w:rPr>
+              <w:t xml:space="preserve">871,50 TL</w:t>
+            </w:r>
+          </w:p>
+        </w:tc>
+        <w:tc>
+          <w:tcPr>
+            <w:tcW w:type="dxa" w:w="4762"/>
+            <w:vAlign w:val="top"/>
+          </w:tcPr>
+          <w:p>
+            <w:pPr>
+              <w:pStyle w:val="Compact"/>
+              <w:spacing w:after="60" w:line="252" w:lineRule="auto"/>
+              <w:jc w:val="left"/>
+            </w:pPr>
+            <w:hyperlink r:id="rId26">
+              <w:r>
+                <w:rPr>
+                  <w:rStyle w:val="Hyperlink"/>
+                </w:rPr>
+                <w:t xml:space="preserve">Satış sayfası</w:t>
+              </w:r>
+            </w:hyperlink>
+          </w:p>
+        </w:tc>
+      </w:tr>
+      <w:tr>
+        <w:trPr>
+          <w:cantSplit/>
+        </w:trPr>
+        <w:tc>
+          <w:tcPr>
+            <w:tcW w:type="dxa" w:w="1701"/>
+            <w:vAlign w:val="top"/>
+          </w:tcPr>
+          <w:p>
+            <w:pPr>
+              <w:pStyle w:val="Compact"/>
+              <w:spacing w:after="60" w:line="252" w:lineRule="auto"/>
+              <w:jc w:val="left"/>
+            </w:pPr>
+            <w:r>
+              <w:rPr>
+                <w:sz w:val="19"/>
+              </w:rPr>
+              <w:t xml:space="preserve">coklayici — TCA9548A I2C Çoklayıcı</w:t>
+            </w:r>
+          </w:p>
+        </w:tc>
+        <w:tc>
+          <w:tcPr>
+            <w:tcW w:type="dxa" w:w="3175"/>
+            <w:vAlign w:val="top"/>
+          </w:tcPr>
+          <w:p>
+            <w:pPr>
+              <w:pStyle w:val="Compact"/>
+              <w:spacing w:after="60" w:line="252" w:lineRule="auto"/>
+              <w:jc w:val="left"/>
+            </w:pPr>
+            <w:r>
+              <w:rPr>
+                <w:sz w:val="19"/>
+              </w:rPr>
+              <w:t xml:space="preserve">76,50 TL</w:t>
+            </w:r>
+          </w:p>
+        </w:tc>
+        <w:tc>
+          <w:tcPr>
+            <w:tcW w:type="dxa" w:w="4762"/>
+            <w:vAlign w:val="top"/>
+          </w:tcPr>
+          <w:p>
+            <w:pPr>
+              <w:pStyle w:val="Compact"/>
+              <w:spacing w:after="60" w:line="252" w:lineRule="auto"/>
+              <w:jc w:val="left"/>
+            </w:pPr>
+            <w:hyperlink r:id="rId27">
+              <w:r>
+                <w:rPr>
+                  <w:rStyle w:val="Hyperlink"/>
+                </w:rPr>
+                <w:t xml:space="preserve">Satış sayfası</w:t>
+              </w:r>
+            </w:hyperlink>
+          </w:p>
+        </w:tc>
+      </w:tr>
+      <w:tr>
+        <w:trPr>
+          <w:cantSplit/>
+        </w:trPr>
+        <w:tc>
+          <w:tcPr>
+            <w:tcW w:type="dxa" w:w="1701"/>
+            <w:vAlign w:val="top"/>
+          </w:tcPr>
+          <w:p>
+            <w:pPr>
+              <w:pStyle w:val="Compact"/>
+              <w:spacing w:after="60" w:line="252" w:lineRule="auto"/>
+              <w:jc w:val="left"/>
+            </w:pPr>
+            <w:r>
+              <w:rPr>
+                <w:sz w:val="19"/>
+              </w:rPr>
+              <w:t xml:space="preserve">driver — TB6612FNG DC ve Step Motor Sürücü Modülü</w:t>
+            </w:r>
+          </w:p>
+        </w:tc>
+        <w:tc>
+          <w:tcPr>
+            <w:tcW w:type="dxa" w:w="3175"/>
+            <w:vAlign w:val="top"/>
+          </w:tcPr>
+          <w:p>
+            <w:pPr>
+              <w:pStyle w:val="Compact"/>
+              <w:spacing w:after="60" w:line="252" w:lineRule="auto"/>
+              <w:jc w:val="left"/>
+            </w:pPr>
+            <w:r>
+              <w:rPr>
+                <w:sz w:val="19"/>
+              </w:rPr>
+              <w:t xml:space="preserve">81,36 TL</w:t>
+            </w:r>
+          </w:p>
+        </w:tc>
+        <w:tc>
+          <w:tcPr>
+            <w:tcW w:type="dxa" w:w="4762"/>
+            <w:vAlign w:val="top"/>
+          </w:tcPr>
+          <w:p>
+            <w:pPr>
+              <w:pStyle w:val="Compact"/>
+              <w:spacing w:after="60" w:line="252" w:lineRule="auto"/>
+              <w:jc w:val="left"/>
+            </w:pPr>
+            <w:hyperlink r:id="rId28">
+              <w:r>
+                <w:rPr>
+                  <w:rStyle w:val="Hyperlink"/>
+                </w:rPr>
+                <w:t xml:space="preserve">Satış sayfası</w:t>
+              </w:r>
+            </w:hyperlink>
+          </w:p>
+        </w:tc>
+      </w:tr>
+      <w:tr>
+        <w:trPr>
+          <w:cantSplit/>
+        </w:trPr>
+        <w:tc>
+          <w:tcPr>
+            <w:tcW w:type="dxa" w:w="1701"/>
+            <w:vAlign w:val="top"/>
+          </w:tcPr>
+          <w:p>
+            <w:pPr>
+              <w:pStyle w:val="Compact"/>
+              <w:spacing w:after="60" w:line="252" w:lineRule="auto"/>
+              <w:jc w:val="left"/>
+            </w:pPr>
+            <w:r>
+              <w:rPr>
+                <w:sz w:val="19"/>
+              </w:rPr>
+              <w:t xml:space="preserve">caster — Mini Sarhoş Tekerlek Plastik - 2 Adet</w:t>
+            </w:r>
+          </w:p>
+        </w:tc>
+        <w:tc>
+          <w:tcPr>
+            <w:tcW w:type="dxa" w:w="3175"/>
+            <w:vAlign w:val="top"/>
+          </w:tcPr>
+          <w:p>
+            <w:pPr>
+              <w:pStyle w:val="Compact"/>
+              <w:spacing w:after="60" w:line="252" w:lineRule="auto"/>
+              <w:jc w:val="left"/>
+            </w:pPr>
+            <w:r>
+              <w:rPr>
+                <w:sz w:val="19"/>
+              </w:rPr>
+              <w:t xml:space="preserve">56,58 TL</w:t>
+            </w:r>
+          </w:p>
+        </w:tc>
+        <w:tc>
+          <w:tcPr>
+            <w:tcW w:type="dxa" w:w="4762"/>
+            <w:vAlign w:val="top"/>
+          </w:tcPr>
+          <w:p>
+            <w:pPr>
+              <w:pStyle w:val="Compact"/>
+              <w:spacing w:after="60" w:line="252" w:lineRule="auto"/>
+              <w:jc w:val="left"/>
+            </w:pPr>
+            <w:hyperlink r:id="rId29">
+              <w:r>
+                <w:rPr>
+                  <w:rStyle w:val="Hyperlink"/>
+                </w:rPr>
+                <w:t xml:space="preserve">Satış sayfası</w:t>
+              </w:r>
+            </w:hyperlink>
+          </w:p>
+        </w:tc>
+      </w:tr>
+      <w:tr>
+        <w:trPr>
+          <w:cantSplit/>
+        </w:trPr>
+        <w:tc>
+          <w:tcPr>
+            <w:tcW w:type="dxa" w:w="1701"/>
+            <w:vAlign w:val="top"/>
+          </w:tcPr>
+          <w:p>
+            <w:pPr>
+              <w:pStyle w:val="Compact"/>
+              <w:spacing w:after="60" w:line="252" w:lineRule="auto"/>
+              <w:jc w:val="left"/>
+            </w:pPr>
+            <w:r>
+              <w:rPr>
+                <w:sz w:val="19"/>
+              </w:rPr>
+              <w:t xml:space="preserve">reg5 — FPV UBEC 5V 3A 2-6S DC-DC Voltaj Regülatörü</w:t>
+            </w:r>
+          </w:p>
+        </w:tc>
+        <w:tc>
+          <w:tcPr>
+            <w:tcW w:type="dxa" w:w="3175"/>
+            <w:vAlign w:val="top"/>
+          </w:tcPr>
+          <w:p>
+            <w:pPr>
+              <w:pStyle w:val="Compact"/>
+              <w:spacing w:after="60" w:line="252" w:lineRule="auto"/>
+              <w:jc w:val="left"/>
+            </w:pPr>
+            <w:r>
+              <w:rPr>
+                <w:sz w:val="19"/>
+              </w:rPr>
+              <w:t xml:space="preserve">214,50 TL</w:t>
+            </w:r>
+          </w:p>
+        </w:tc>
+        <w:tc>
+          <w:tcPr>
+            <w:tcW w:type="dxa" w:w="4762"/>
+            <w:vAlign w:val="top"/>
+          </w:tcPr>
+          <w:p>
+            <w:pPr>
+              <w:pStyle w:val="Compact"/>
+              <w:spacing w:after="60" w:line="252" w:lineRule="auto"/>
+              <w:jc w:val="left"/>
+            </w:pPr>
+            <w:hyperlink r:id="rId30">
+              <w:r>
+                <w:rPr>
+                  <w:rStyle w:val="Hyperlink"/>
+                </w:rPr>
+                <w:t xml:space="preserve">Satış sayfası</w:t>
+              </w:r>
+            </w:hyperlink>
+          </w:p>
+        </w:tc>
+      </w:tr>
+      <w:tr>
+        <w:trPr>
+          <w:cantSplit/>
+        </w:trPr>
+        <w:tc>
+          <w:tcPr>
+            <w:tcW w:type="dxa" w:w="1701"/>
+            <w:vAlign w:val="top"/>
+          </w:tcPr>
+          <w:p>
+            <w:pPr>
+              <w:pStyle w:val="Compact"/>
+              <w:spacing w:after="60" w:line="252" w:lineRule="auto"/>
+              <w:jc w:val="left"/>
+            </w:pPr>
+            <w:r>
+              <w:rPr>
+                <w:sz w:val="19"/>
+              </w:rPr>
+              <w:t xml:space="preserve">reg33 — Ams1117 3.3v Voltaj Regülatör Modülü</w:t>
+            </w:r>
+          </w:p>
+        </w:tc>
+        <w:tc>
+          <w:tcPr>
+            <w:tcW w:type="dxa" w:w="3175"/>
+            <w:vAlign w:val="top"/>
+          </w:tcPr>
+          <w:p>
+            <w:pPr>
+              <w:pStyle w:val="Compact"/>
+              <w:spacing w:after="60" w:line="252" w:lineRule="auto"/>
+              <w:jc w:val="left"/>
+            </w:pPr>
+            <w:r>
+              <w:rPr>
+                <w:sz w:val="19"/>
+              </w:rPr>
+              <w:t xml:space="preserve">27,00 TL</w:t>
+            </w:r>
+          </w:p>
+        </w:tc>
+        <w:tc>
+          <w:tcPr>
+            <w:tcW w:type="dxa" w:w="4762"/>
+            <w:vAlign w:val="top"/>
+          </w:tcPr>
+          <w:p>
+            <w:pPr>
+              <w:pStyle w:val="Compact"/>
+              <w:spacing w:after="60" w:line="252" w:lineRule="auto"/>
+              <w:jc w:val="left"/>
+            </w:pPr>
+            <w:hyperlink r:id="rId31">
+              <w:r>
+                <w:rPr>
+                  <w:rStyle w:val="Hyperlink"/>
+                </w:rPr>
+                <w:t xml:space="preserve">Satış sayfası</w:t>
+              </w:r>
+            </w:hyperlink>
+          </w:p>
+        </w:tc>
+      </w:tr>
+      <w:tr>
+        <w:trPr>
+          <w:cantSplit/>
+        </w:trPr>
+        <w:tc>
+          <w:tcPr>
+            <w:tcW w:type="dxa" w:w="1701"/>
+            <w:vAlign w:val="top"/>
+          </w:tcPr>
+          <w:p>
+            <w:pPr>
+              <w:pStyle w:val="Compact"/>
+              <w:spacing w:after="60" w:line="252" w:lineRule="auto"/>
+              <w:jc w:val="left"/>
+            </w:pPr>
+            <w:r>
+              <w:rPr>
+                <w:sz w:val="19"/>
+              </w:rPr>
+              <w:t xml:space="preserve">perfboard — 6x13 Delikli Pertinaks</w:t>
+            </w:r>
+          </w:p>
+        </w:tc>
+        <w:tc>
+          <w:tcPr>
+            <w:tcW w:type="dxa" w:w="3175"/>
+            <w:vAlign w:val="top"/>
+          </w:tcPr>
+          <w:p>
+            <w:pPr>
+              <w:pStyle w:val="Compact"/>
+              <w:spacing w:after="60" w:line="252" w:lineRule="auto"/>
+              <w:jc w:val="left"/>
+            </w:pPr>
+            <w:r>
+              <w:rPr>
+                <w:sz w:val="19"/>
+              </w:rPr>
+              <w:t xml:space="preserve">39,00 TL</w:t>
+            </w:r>
+          </w:p>
+        </w:tc>
+        <w:tc>
+          <w:tcPr>
+            <w:tcW w:type="dxa" w:w="4762"/>
+            <w:vAlign w:val="top"/>
+          </w:tcPr>
+          <w:p>
+            <w:pPr>
+              <w:pStyle w:val="Compact"/>
+              <w:spacing w:after="60" w:line="252" w:lineRule="auto"/>
+              <w:jc w:val="left"/>
+            </w:pPr>
+            <w:hyperlink r:id="rId32">
+              <w:r>
+                <w:rPr>
+                  <w:rStyle w:val="Hyperlink"/>
+                </w:rPr>
+                <w:t xml:space="preserve">Satış sayfası</w:t>
+              </w:r>
+            </w:hyperlink>
+          </w:p>
+        </w:tc>
+      </w:tr>
+      <w:tr>
+        <w:trPr>
+          <w:cantSplit/>
+        </w:trPr>
+        <w:tc>
+          <w:tcPr>
+            <w:tcW w:type="dxa" w:w="1701"/>
+            <w:vAlign w:val="top"/>
+          </w:tcPr>
+          <w:p>
+            <w:pPr>
+              <w:pStyle w:val="Compact"/>
+              <w:spacing w:after="60" w:line="252" w:lineRule="auto"/>
+              <w:jc w:val="left"/>
+            </w:pPr>
+            <w:r>
+              <w:rPr>
+                <w:sz w:val="19"/>
+              </w:rPr>
+              <w:t xml:space="preserve">usb — Type C - USB A Kablo - 1 Metre</w:t>
+            </w:r>
+          </w:p>
+        </w:tc>
+        <w:tc>
+          <w:tcPr>
+            <w:tcW w:type="dxa" w:w="3175"/>
+            <w:vAlign w:val="top"/>
+          </w:tcPr>
+          <w:p>
+            <w:pPr>
+              <w:pStyle w:val="Compact"/>
+              <w:spacing w:after="60" w:line="252" w:lineRule="auto"/>
+              <w:jc w:val="left"/>
+            </w:pPr>
+            <w:r>
+              <w:rPr>
+                <w:sz w:val="19"/>
+              </w:rPr>
+              <w:t xml:space="preserve">36,00 TL</w:t>
+            </w:r>
+          </w:p>
+        </w:tc>
+        <w:tc>
+          <w:tcPr>
+            <w:tcW w:type="dxa" w:w="4762"/>
+            <w:vAlign w:val="top"/>
+          </w:tcPr>
+          <w:p>
+            <w:pPr>
+              <w:pStyle w:val="Compact"/>
+              <w:spacing w:after="60" w:line="252" w:lineRule="auto"/>
+              <w:jc w:val="left"/>
+            </w:pPr>
+            <w:hyperlink r:id="rId33">
+              <w:r>
+                <w:rPr>
+                  <w:rStyle w:val="Hyperlink"/>
+                </w:rPr>
+                <w:t xml:space="preserve">Satış sayfası</w:t>
+              </w:r>
+            </w:hyperlink>
+          </w:p>
+        </w:tc>
+      </w:tr>
+      <w:tr>
+        <w:trPr>
+          <w:cantSplit/>
+        </w:trPr>
+        <w:tc>
+          <w:tcPr>
+            <w:tcW w:type="dxa" w:w="1701"/>
+            <w:vAlign w:val="top"/>
+          </w:tcPr>
+          <w:p>
+            <w:pPr>
+              <w:pStyle w:val="Compact"/>
+              <w:spacing w:after="60" w:line="252" w:lineRule="auto"/>
+              <w:jc w:val="left"/>
+            </w:pPr>
+            <w:r>
+              <w:rPr>
+                <w:sz w:val="19"/>
+              </w:rPr>
+              <w:t xml:space="preserve">jumper — 40 Pin Ayrılabilen Dişi-Erkek Jumper Kablo-200mm</w:t>
+            </w:r>
+          </w:p>
+        </w:tc>
+        <w:tc>
+          <w:tcPr>
+            <w:tcW w:type="dxa" w:w="3175"/>
+            <w:vAlign w:val="top"/>
+          </w:tcPr>
+          <w:p>
+            <w:pPr>
+              <w:pStyle w:val="Compact"/>
+              <w:spacing w:after="60" w:line="252" w:lineRule="auto"/>
+              <w:jc w:val="left"/>
+            </w:pPr>
+            <w:r>
+              <w:rPr>
+                <w:sz w:val="19"/>
+              </w:rPr>
+              <w:t xml:space="preserve">51,00 TL</w:t>
+            </w:r>
+          </w:p>
+        </w:tc>
+        <w:tc>
+          <w:tcPr>
+            <w:tcW w:type="dxa" w:w="4762"/>
+            <w:vAlign w:val="top"/>
+          </w:tcPr>
+          <w:p>
+            <w:pPr>
+              <w:pStyle w:val="Compact"/>
+              <w:spacing w:after="60" w:line="252" w:lineRule="auto"/>
+              <w:jc w:val="left"/>
+            </w:pPr>
+            <w:hyperlink r:id="rId34">
+              <w:r>
+                <w:rPr>
+                  <w:rStyle w:val="Hyperlink"/>
+                </w:rPr>
+                <w:t xml:space="preserve">Satış sayfası</w:t>
+              </w:r>
+            </w:hyperlink>
+          </w:p>
+        </w:tc>
+      </w:tr>
+      <w:tr>
+        <w:trPr>
+          <w:cantSplit/>
+        </w:trPr>
+        <w:tc>
+          <w:tcPr>
+            <w:tcW w:type="dxa" w:w="1701"/>
+            <w:vAlign w:val="top"/>
+          </w:tcPr>
+          <w:p>
+            <w:pPr>
+              <w:pStyle w:val="Compact"/>
+              <w:spacing w:after="60" w:line="252" w:lineRule="auto"/>
+              <w:jc w:val="left"/>
+            </w:pPr>
+            <w:r>
+              <w:rPr>
+                <w:sz w:val="19"/>
+              </w:rPr>
+              <w:t xml:space="preserve">multimeter — ANENG XL830L Dijital Kademeli Multimetre</w:t>
+            </w:r>
           </w:p>
         </w:tc>
         <w:tc>
@@ -2799,12 +2973,14 @@
               <w:spacing w:after="60" w:line="252" w:lineRule="auto"/>
               <w:jc w:val="left"/>
             </w:pPr>
-            <w:r>
-              <w:rPr>
-                <w:sz w:val="19"/>
-              </w:rPr>
-              <w:t xml:space="preserve">Gereksinim oluşursa 400 TL planlandı. Kullanıcının bu ürünü aldığı veya ekipmana sahip olduğu varsayılmadı.</w:t>
-            </w:r>
+            <w:hyperlink r:id="rId35">
+              <w:r>
+                <w:rPr>
+                  <w:rStyle w:val="Hyperlink"/>
+                </w:rPr>
+                <w:t xml:space="preserve">Satış sayfası</w:t>
+              </w:r>
+            </w:hyperlink>
           </w:p>
         </w:tc>
       </w:tr>
@@ -2814,55 +2990,81 @@
         <w:pStyle w:val="BodyText"/>
       </w:pPr>
       <w:r>
-        <w:t xml:space="preserve">Diğer önceki tarihli fiyatlar</w:t>
+        <w:t xml:space="preserve">ToF adayı için yapılandırılmış stok kaydı</w:t>
       </w:r>
       <w:r>
         <w:t xml:space="preserve"> </w:t>
       </w:r>
-      <w:hyperlink r:id="rId26">
+      <w:r>
+        <w:t xml:space="preserve">“</w:t>
+      </w:r>
+      <w:r>
+        <w:t xml:space="preserve">stokta yok</w:t>
+      </w:r>
+      <w:r>
+        <w:t xml:space="preserve">”</w:t>
+      </w:r>
+      <w:r>
+        <w:t xml:space="preserve"> </w:t>
+      </w:r>
+      <w:r>
+        <w:t xml:space="preserve">şeklindedir. Bu fiyat beş uygun taşıyıcının temin edildiğini göstermez. Gövde, tekerlek/motor aparatları, uyarlama ve montaj malzemeleri, kamera sabitlemesi ile alan malzemeleri için doğrudan teklif bulunmayan tutarlar tahmin olarak kalır. Hazır 4WD plaka sayfası 150 TL gösterse de boyut/bağlantı ve stok sorunları nedeniyle K08 için doğrulanmış eşdeğer sayılmamıştır.</w:t>
+      </w:r>
+    </w:p>
+    <w:bookmarkEnd w:id="36"/>
+    <w:bookmarkStart w:id="39" w:name="teslim-koşulu-kaynakları"/>
+    <w:p>
+      <w:pPr>
+        <w:pStyle w:val="Heading2"/>
+      </w:pPr>
+      <w:r>
+        <w:t xml:space="preserve">Teslim koşulu kaynakları</w:t>
+      </w:r>
+    </w:p>
+    <w:p>
+      <w:pPr>
+        <w:pStyle w:val="Compact"/>
+        <w:numPr>
+          <w:ilvl w:val="0"/>
+          <w:numId w:val="1001"/>
+        </w:numPr>
+      </w:pPr>
+      <w:hyperlink r:id="rId37">
         <w:r>
           <w:rPr>
             <w:rStyle w:val="Hyperlink"/>
           </w:rPr>
-          <w:t xml:space="preserve">kaynaklı fiyat taslağında</w:t>
+          <w:t xml:space="preserve">1.500 TL ve üzeri ücretsiz teslim koşulu</w:t>
         </w:r>
       </w:hyperlink>
       <w:r>
         <w:t xml:space="preserve"> </w:t>
       </w:r>
       <w:r>
-        <w:t xml:space="preserve">bulunur: çoklayıcı 76,50 TL; taşıyıcı tekerlek paketi 56,58 TL; batarya 1.019,96 TL; şarj cihazı 870,00 TL; iki regülatör 241,50 TL; pertinaks/USB/sinyal kablosu toplamı 126,00 TL. Bunlar da ürün eşleşmesi veya bağlayıcı teslim teklifi değildir.</w:t>
+        <w:t xml:space="preserve">— 23 Ekim 2026; alt eşik için kesin ücret doğrulanmadı.</w:t>
       </w:r>
     </w:p>
     <w:p>
       <w:pPr>
-        <w:pStyle w:val="BodyText"/>
+        <w:pStyle w:val="Compact"/>
+        <w:numPr>
+          <w:ilvl w:val="0"/>
+          <w:numId w:val="1001"/>
+        </w:numPr>
       </w:pPr>
-      <w:r>
-        <w:t xml:space="preserve">Şasi/imalat, yerel tekerlek ve motor aparatları, montaj parçaları, sinyal uyarlama, alan/engel malzemesi, sabitleme ve kargo tutarları</w:t>
-      </w:r>
+      <w:hyperlink r:id="rId38">
+        <w:r>
+          <w:rPr>
+            <w:rStyle w:val="Hyperlink"/>
+          </w:rPr>
+          <w:t xml:space="preserve">1.500 TL ve üzeri ücretsiz teslim koşulu</w:t>
+        </w:r>
+      </w:hyperlink>
       <w:r>
         <w:t xml:space="preserve"> </w:t>
       </w:r>
       <w:r>
-        <w:rPr>
-          <w:b/>
-          <w:bCs/>
-        </w:rPr>
-        <w:t xml:space="preserve">doğrudan teklif alınmadan oluşturulmuş tahminlerdir</w:t>
-      </w:r>
-      <w:r>
-        <w:t xml:space="preserve">. Kalemlerin ayrıntılı gerekçesi CSV ve kaynak kaydında verilmiştir. 400 TL’lik yerel tekerlek/aparat ödeneği, önceki ithal Pololu setinin fiyatı olarak sunulmamıştır.</w:t>
-      </w:r>
-    </w:p>
-    <w:bookmarkEnd w:id="27"/>
-    <w:bookmarkStart w:id="32" w:name="seçim-ve-başvuru-öncesi-kontrol"/>
-    <w:p>
-      <w:pPr>
-        <w:pStyle w:val="Heading2"/>
-      </w:pPr>
-      <w:r>
-        <w:t xml:space="preserve">Seçim ve başvuru öncesi kontrol</w:t>
+        <w:t xml:space="preserve">— 23 Ekim 2026; alt eşik için kesin ücret doğrulanmadı.</w:t>
       </w:r>
     </w:p>
     <w:p>
@@ -2870,105 +3072,41 @@
         <w:pStyle w:val="FirstParagraph"/>
       </w:pPr>
       <w:r>
-        <w:t xml:space="preserve">Bu öneri, yerel tedarikle uygun ürünlerin seçilmesine dayanır. Özellikle iki enkoderli motorun 600 TL/adet ve beş uygun ToF taşıyıcısının 500 TL/adet çerçevesinde bulunabilirliği ve bağlantı uyumu kontrol edilecektir. Uygun modeller bu çerçeveye sığmazsa tutarlar başvuru tamamlanmadan gözden geçirilecektir. Bu bütçe tek başına tüm parçaların birlikte çalıştığının kanıtı değildir.</w:t>
-      </w:r>
-    </w:p>
-    <w:p>
-      <w:pPr>
-        <w:pStyle w:val="BodyText"/>
-      </w:pPr>
-      <w:r>
-        <w:t xml:space="preserve">Batarya ile şarj cihazının akım, koruma ve soket eşleşmesi; motor ile sürücünün akım gereksinimi; sensör ve enkoderlerin 3,3 V bağlantıları ürün seçimi sırasında tamamlanacaktır. Paket korumalıysa ikinci koruma modülü; kitlere dahil bağlantılar varsa aynı parçalar tekrar alınmayacaktır.</w:t>
-      </w:r>
-    </w:p>
-    <w:p>
-      <w:pPr>
-        <w:pStyle w:val="BodyText"/>
-      </w:pPr>
-      <w:r>
-        <w:t xml:space="preserve">Mevcut telefon ve lehim ekipmanı için yeniden alım yazılmamıştır. Ölçüm araçlarına veya sabitleme düzenine mevcut erişim yeterliyse ilgili alım kalemleri başvuru öncesinde çıkarılabilir. Kullanıcının kişisel katkı yapacağı veya araçlara ücretsiz erişiminin kesin olduğu varsayılmamıştır. İsteğe bağlı IMU ve yurt dışı ithalat giderleri bu yerel tedarik önerisine dahil değildir.</w:t>
-      </w:r>
-    </w:p>
-    <w:p>
-      <w:pPr>
-        <w:pStyle w:val="BodyText"/>
-      </w:pPr>
-      <w:r>
-        <w:t xml:space="preserve">Stokta bulunmak başvuru şartı olarak kullanılmamıştır. Esas olan gerekçeli maliyet ve uygulanabilir temin planıdır. Kullanıcı toplam tutarı seçmiştir. Danışman değerlendirmesi ve güncel ürün/fiyat kontrolünden sonra TYBS’nin ilgili bütçe alanları uygun gider türleriyle doldurulacaktır. Çağrının 2.2 maddesi gereği talep edilen bütçe tutarı başvurular sona erdikten sonra değiştirilemez.</w:t>
-      </w:r>
-    </w:p>
-    <w:p>
-      <w:pPr>
-        <w:pStyle w:val="BodyText"/>
-      </w:pPr>
-      <w:r>
-        <w:rPr>
-          <w:b/>
-          <w:bCs/>
-        </w:rPr>
-        <w:t xml:space="preserve">Kaynak ve hesap kaydı:</w:t>
+        <w:t xml:space="preserve">Güncel sayfa gözlemleri ve dosya özetleri</w:t>
       </w:r>
       <w:r>
         <w:t xml:space="preserve"> </w:t>
       </w:r>
-      <w:hyperlink r:id="rId28">
-        <w:r>
-          <w:rPr>
-            <w:rStyle w:val="Hyperlink"/>
-          </w:rPr>
-          <w:t xml:space="preserve">Planlama CSV’si</w:t>
-        </w:r>
-      </w:hyperlink>
+      <w:r>
+        <w:rPr>
+          <w:rStyle w:val="VerbatimChar"/>
+        </w:rPr>
+        <w:t xml:space="preserve">tedarik/fiyat_kayitlari_2026-10-23.json</w:t>
+      </w:r>
       <w:r>
         <w:t xml:space="preserve"> </w:t>
       </w:r>
       <w:r>
-        <w:t xml:space="preserve">·</w:t>
+        <w:t xml:space="preserve">dosyasındadır. Teknik kapsam ve fiyatların teyidi için hazırlanmış</w:t>
       </w:r>
       <w:r>
         <w:t xml:space="preserve"> </w:t>
       </w:r>
-      <w:hyperlink r:id="rId29">
-        <w:r>
-          <w:rPr>
-            <w:rStyle w:val="Hyperlink"/>
-          </w:rPr>
-          <w:t xml:space="preserve">Fiyat gözlemleri ve tahmin gerekçeleri</w:t>
-        </w:r>
-      </w:hyperlink>
-    </w:p>
-    <w:p>
-      <w:pPr>
-        <w:pStyle w:val="BodyText"/>
-      </w:pPr>
-      <w:hyperlink r:id="rId30">
-        <w:r>
-          <w:rPr>
-            <w:rStyle w:val="Hyperlink"/>
-          </w:rPr>
-          <w:t xml:space="preserve">2026 program sayfası</w:t>
-        </w:r>
-      </w:hyperlink>
+      <w:r>
+        <w:rPr>
+          <w:rStyle w:val="VerbatimChar"/>
+        </w:rPr>
+        <w:t xml:space="preserve">TEDARIK_FIYAT_TEYIDI_TALEBI.md</w:t>
+      </w:r>
       <w:r>
         <w:t xml:space="preserve"> </w:t>
       </w:r>
       <w:r>
-        <w:t xml:space="preserve">·</w:t>
+        <w:t xml:space="preserve">metni gönderilmemiştir. Çağrının 2.2 maddesi gereği toplam talep, başvurular kapandıktan sonra değiştirilemez.</w:t>
       </w:r>
-      <w:r>
-        <w:t xml:space="preserve"> </w:t>
-      </w:r>
-      <w:hyperlink r:id="rId31">
-        <w:r>
-          <w:rPr>
-            <w:rStyle w:val="Hyperlink"/>
-          </w:rPr>
-          <w:t xml:space="preserve">2026 çağrı duyurusu</w:t>
-        </w:r>
-      </w:hyperlink>
     </w:p>
-    <w:bookmarkEnd w:id="32"/>
-    <w:bookmarkEnd w:id="33"/>
+    <w:bookmarkEnd w:id="39"/>
+    <w:bookmarkEnd w:id="40"/>
     <w:sectPr>
       <w:headerReference r:id="rId9" w:type="default"/>
       <w:footerReference r:id="rId10" w:type="default"/>
@@ -3033,7 +3171,7 @@
         <w:color w:val="64748B"/>
         <w:sz w:val="16"/>
       </w:rPr>
-      <w:t>TÜBİTAK 2209-A  |  Araştırma önerisi taslağı</w:t>
+      <w:t>TÜBİTAK 2209-A | Gerekçeli bütçe</w:t>
     </w:r>
   </w:p>
 </w:hdr>
@@ -3288,6 +3426,82 @@
       </w:pPr>
     </w:lvl>
   </w:abstractNum>
+  <w:abstractNum w:abstractNumId="991">
+    <w:nsid w:val="0000A991"/>
+    <w:multiLevelType w:val="multilevel"/>
+    <w:lvl w:ilvl="0">
+      <w:numFmt w:val="bullet"/>
+      <w:lvlText w:val="•"/>
+      <w:lvlJc w:val="left"/>
+      <w:pPr>
+        <w:ind w:left="720" w:hanging="480"/>
+      </w:pPr>
+    </w:lvl>
+    <w:lvl w:ilvl="1">
+      <w:numFmt w:val="bullet"/>
+      <w:lvlText w:val="–"/>
+      <w:lvlJc w:val="left"/>
+      <w:pPr>
+        <w:ind w:left="1440" w:hanging="480"/>
+      </w:pPr>
+    </w:lvl>
+    <w:lvl w:ilvl="2">
+      <w:numFmt w:val="bullet"/>
+      <w:lvlText w:val="•"/>
+      <w:lvlJc w:val="left"/>
+      <w:pPr>
+        <w:ind w:left="2160" w:hanging="480"/>
+      </w:pPr>
+    </w:lvl>
+    <w:lvl w:ilvl="3">
+      <w:numFmt w:val="bullet"/>
+      <w:lvlText w:val="–"/>
+      <w:lvlJc w:val="left"/>
+      <w:pPr>
+        <w:ind w:left="2880" w:hanging="480"/>
+      </w:pPr>
+    </w:lvl>
+    <w:lvl w:ilvl="4">
+      <w:numFmt w:val="bullet"/>
+      <w:lvlText w:val="•"/>
+      <w:lvlJc w:val="left"/>
+      <w:pPr>
+        <w:ind w:left="3600" w:hanging="480"/>
+      </w:pPr>
+    </w:lvl>
+    <w:lvl w:ilvl="5">
+      <w:numFmt w:val="bullet"/>
+      <w:lvlText w:val="–"/>
+      <w:lvlJc w:val="left"/>
+      <w:pPr>
+        <w:ind w:left="4320" w:hanging="480"/>
+      </w:pPr>
+    </w:lvl>
+    <w:lvl w:ilvl="6">
+      <w:numFmt w:val="bullet"/>
+      <w:lvlText w:val="•"/>
+      <w:lvlJc w:val="left"/>
+      <w:pPr>
+        <w:ind w:left="5040" w:hanging="480"/>
+      </w:pPr>
+    </w:lvl>
+    <w:lvl w:ilvl="7">
+      <w:numFmt w:val="bullet"/>
+      <w:lvlText w:val="–"/>
+      <w:lvlJc w:val="left"/>
+      <w:pPr>
+        <w:ind w:left="5760" w:hanging="480"/>
+      </w:pPr>
+    </w:lvl>
+    <w:lvl w:ilvl="8">
+      <w:numFmt w:val="bullet"/>
+      <w:lvlText w:val="•"/>
+      <w:lvlJc w:val="left"/>
+      <w:pPr>
+        <w:ind w:left="6480" w:hanging="480"/>
+      </w:pPr>
+    </w:lvl>
+  </w:abstractNum>
   <w:num w:numId="1">
     <w:abstractNumId w:val="8"/>
   </w:num>
@@ -3317,6 +3531,9 @@
   </w:num>
   <w:num w:numId="1000">
     <w:abstractNumId w:val="990"/>
+  </w:num>
+  <w:num w:numId="1001">
+    <w:abstractNumId w:val="991"/>
   </w:num>
 </w:numbering>
 </file>

--- a/docs/2209-A/BASVURU_BUTCE_ONERISI.docx
+++ b/docs/2209-A/BASVURU_BUTCE_ONERISI.docx
@@ -2,7 +2,7 @@
 <file path=word/document.xml><?xml version="1.0" encoding="utf-8"?>
 <w:document xmlns:w="http://schemas.openxmlformats.org/wordprocessingml/2006/main" xmlns:m="http://schemas.openxmlformats.org/officeDocument/2006/math" xmlns:r="http://schemas.openxmlformats.org/officeDocument/2006/relationships" xmlns:o="urn:schemas-microsoft-com:office:office" xmlns:v="urn:schemas-microsoft-com:vml" xmlns:w10="urn:schemas-microsoft-com:office:word" xmlns:a="http://schemas.openxmlformats.org/drawingml/2006/main" xmlns:pic="http://schemas.openxmlformats.org/drawingml/2006/picture" xmlns:wp="http://schemas.openxmlformats.org/drawingml/2006/wordprocessingDrawing">
   <w:body>
-    <w:bookmarkStart w:id="40" w:name="tübitak-2209-a-gerekçeli-bütçe"/>
+    <w:bookmarkStart w:id="21" w:name="tübitak-2209-a-gerekçeli-bütçe"/>
     <w:p>
       <w:pPr>
         <w:pStyle w:val="Heading1"/>
@@ -28,43 +28,7 @@
           <w:b/>
           <w:bCs/>
         </w:rPr>
-        <w:t xml:space="preserve">Proje:</w:t>
-      </w:r>
-      <w:r>
-        <w:t xml:space="preserve"> </w:t>
-      </w:r>
-      <w:r>
-        <w:t xml:space="preserve">Kullanıcı tanımlı rotada sabit engelden kaçınma ve rotaya yeniden katılma: küçük ölçekli bir kara aracında deneysel değerlendirme</w:t>
-      </w:r>
-    </w:p>
-    <w:p>
-      <w:pPr>
-        <w:pStyle w:val="BodyText"/>
-      </w:pPr>
-      <w:r>
-        <w:t xml:space="preserve">Talep edilen toplam</w:t>
-      </w:r>
-      <w:r>
-        <w:t xml:space="preserve"> </w:t>
-      </w:r>
-      <w:r>
-        <w:rPr>
-          <w:b/>
-          <w:bCs/>
-        </w:rPr>
-        <w:t xml:space="preserve">11.500 TL</w:t>
-      </w:r>
-      <w:r>
-        <w:t xml:space="preserve">, KDV dahil planlama tahminidir. Gerçekleşmiş harcama veya bağlayıcı satıcı teklifi değildir. 21 gider kalemi vardır; ayrı kargo ödeneği talep edilmemektedir.</w:t>
-      </w:r>
-    </w:p>
-    <w:bookmarkStart w:id="20" w:name="gider-kalemleri"/>
-    <w:p>
-      <w:pPr>
-        <w:pStyle w:val="Heading2"/>
-      </w:pPr>
-      <w:r>
-        <w:t xml:space="preserve">Gider kalemleri</w:t>
+        <w:t xml:space="preserve">Talep edilen destek: 11.500 TL</w:t>
       </w:r>
     </w:p>
     <w:tbl>
@@ -1657,7 +1621,7 @@
               <w:rPr>
                 <w:sz w:val="19"/>
               </w:rPr>
-              <w:t xml:space="preserve">K19 — Mevcut telefon için sabitleme düzeni</w:t>
+              <w:t xml:space="preserve">K19 — Telefon için ayarlı montaj seti</w:t>
             </w:r>
           </w:p>
         </w:tc>
@@ -1953,1160 +1917,31 @@
         </w:tc>
       </w:tr>
     </w:tbl>
-    <w:bookmarkEnd w:id="20"/>
-    <w:bookmarkStart w:id="21" w:name="gövde-ve-teslim-kapsamı"/>
     <w:p>
       <w:pPr>
-        <w:pStyle w:val="Heading2"/>
+        <w:pStyle w:val="BodyText"/>
       </w:pPr>
       <w:r>
-        <w:t xml:space="preserve">Gövde ve teslim kapsamı</w:t>
-      </w:r>
-    </w:p>
-    <w:p>
-      <w:pPr>
-        <w:pStyle w:val="FirstParagraph"/>
-      </w:pPr>
-      <w:r>
-        <w:t xml:space="preserve">K08 yalnızca bir gövde plakasını kapsar; motor, tekerlek, elektronik ve diğer kalemlerdeki bağlantılar tekrar bütçelenmez. Plakanın motor montajı ve araç zarfıyla uyumu satın almadan önce teyit edilecektir. Uygun bir ürünün doğrudan teklifi henüz alınmamıştır.</w:t>
+        <w:t xml:space="preserve">Birim bedeller KDV dahil tahmini maliyetlerdir; satın alma öncesi güncel teklifle doğrulanacaktır. K19, uygun duvar/tavan sabitleme noktasına takılacak ayarlı taşıyıcı kol, telefon kelepçesi ve emniyet bağından oluşan montaj setini kapsamaktadır.</w:t>
       </w:r>
     </w:p>
     <w:p>
       <w:pPr>
         <w:pStyle w:val="BodyText"/>
       </w:pPr>
-      <w:r>
-        <w:t xml:space="preserve">Ana elektronikler, her biri 1.500 TL ve üzeri toplu siparişlerle, küçük mekanik parçalar yerel teslimle temin edilecektir. İncelenen iki satıcının tarihli teslim koşulları bu eşikte ücretsizdir. Böylece önceki K22 kaldırılmış ve 300 TL kamera sabitlemesine aktarılmıştır; K19 800 TL, deney düzeni grubu 1.600 TL olmuştur. Diğer grup tutarları değişmemiştir. Teslim şartları sipariş sırasında tekrar kontrol edilecektir.</w:t>
-      </w:r>
-    </w:p>
-    <w:bookmarkEnd w:id="21"/>
-    <w:bookmarkStart w:id="36" w:name="ekim-fiyat-dayanakları"/>
-    <w:p>
-      <w:pPr>
-        <w:pStyle w:val="Heading2"/>
-      </w:pPr>
-      <w:r>
-        <w:t xml:space="preserve">23 Ekim fiyat dayanakları</w:t>
-      </w:r>
-    </w:p>
-    <w:p>
-      <w:pPr>
-        <w:pStyle w:val="FirstParagraph"/>
-      </w:pPr>
-      <w:r>
-        <w:t xml:space="preserve">Aşağıdakiler satış sayfası gözlemleridir. Birim ödeneklerle aynı tutarlar oldukları veya kesin teknik eşdeğerliği gösterdikleri iddia edilmez.</w:t>
-      </w:r>
-    </w:p>
-    <w:tbl>
-      <w:tblPr>
-        <w:tblStyle w:val="TableGrid"/>
-        <w:tblW w:type="pct" w:w="5000"/>
-        <w:jc w:val="left"/>
-        <w:tblLayout w:type="fixed"/>
-        <w:tblLook w:firstRow="1" w:lastRow="0" w:firstColumn="0" w:lastColumn="0" w:noHBand="0" w:noVBand="0" w:val="0020"/>
-        <w:tblBorders>
-          <w:top w:val="single" w:sz="4" w:color="879CAE"/>
-          <w:left w:val="single" w:sz="4" w:color="879CAE"/>
-          <w:bottom w:val="single" w:sz="4" w:color="879CAE"/>
-          <w:right w:val="single" w:sz="4" w:color="879CAE"/>
-          <w:insideH w:val="single" w:sz="4" w:color="879CAE"/>
-          <w:insideV w:val="single" w:sz="4" w:color="879CAE"/>
-        </w:tblBorders>
-      </w:tblPr>
-      <w:tblGrid>
-        <w:gridCol w:w="1701"/>
-        <w:gridCol w:w="3175"/>
-        <w:gridCol w:w="4762"/>
-      </w:tblGrid>
-      <w:tr>
-        <w:trPr>
-          <w:tblHeader w:val="on"/>
-          <w:tblHeader/>
-          <w:cantSplit/>
-        </w:trPr>
-        <w:tc>
-          <w:tcPr>
-            <w:tcW w:type="dxa" w:w="1701"/>
-            <w:vAlign w:val="top"/>
-            <w:shd w:fill="EAF1F7"/>
-          </w:tcPr>
-          <w:p>
-            <w:pPr>
-              <w:pStyle w:val="Compact"/>
-              <w:spacing w:after="60" w:line="252" w:lineRule="auto"/>
-              <w:jc w:val="left"/>
-            </w:pPr>
-            <w:r>
-              <w:rPr>
-                <w:b/>
-                <w:sz w:val="19"/>
-              </w:rPr>
-              <w:t xml:space="preserve">Kalem dayanağı</w:t>
-            </w:r>
-          </w:p>
-        </w:tc>
-        <w:tc>
-          <w:tcPr>
-            <w:tcW w:type="dxa" w:w="3175"/>
-            <w:vAlign w:val="top"/>
-            <w:shd w:fill="EAF1F7"/>
-          </w:tcPr>
-          <w:p>
-            <w:pPr>
-              <w:pStyle w:val="Compact"/>
-              <w:spacing w:after="60" w:line="252" w:lineRule="auto"/>
-              <w:jc w:val="left"/>
-            </w:pPr>
-            <w:r>
-              <w:rPr>
-                <w:b/>
-                <w:sz w:val="19"/>
-              </w:rPr>
-              <w:t xml:space="preserve">KDV dahil görülen tutar</w:t>
-            </w:r>
-          </w:p>
-        </w:tc>
-        <w:tc>
-          <w:tcPr>
-            <w:tcW w:type="dxa" w:w="4762"/>
-            <w:vAlign w:val="top"/>
-            <w:shd w:fill="EAF1F7"/>
-          </w:tcPr>
-          <w:p>
-            <w:pPr>
-              <w:pStyle w:val="Compact"/>
-              <w:spacing w:after="60" w:line="252" w:lineRule="auto"/>
-              <w:jc w:val="left"/>
-            </w:pPr>
-            <w:r>
-              <w:rPr>
-                <w:b/>
-                <w:sz w:val="19"/>
-              </w:rPr>
-              <w:t xml:space="preserve">Kaynak</w:t>
-            </w:r>
-          </w:p>
-        </w:tc>
-      </w:tr>
-      <w:tr>
-        <w:trPr>
-          <w:cantSplit/>
-        </w:trPr>
-        <w:tc>
-          <w:tcPr>
-            <w:tcW w:type="dxa" w:w="1701"/>
-            <w:vAlign w:val="top"/>
-          </w:tcPr>
-          <w:p>
-            <w:pPr>
-              <w:pStyle w:val="Compact"/>
-              <w:spacing w:after="60" w:line="252" w:lineRule="auto"/>
-              <w:jc w:val="left"/>
-            </w:pPr>
-            <w:r>
-              <w:rPr>
-                <w:sz w:val="19"/>
-              </w:rPr>
-              <w:t xml:space="preserve">control — ESP32-WROOM CP2102 Wifi ve Bluetooth Modülü - Type C</w:t>
-            </w:r>
-          </w:p>
-        </w:tc>
-        <w:tc>
-          <w:tcPr>
-            <w:tcW w:type="dxa" w:w="3175"/>
-            <w:vAlign w:val="top"/>
-          </w:tcPr>
-          <w:p>
-            <w:pPr>
-              <w:pStyle w:val="Compact"/>
-              <w:spacing w:after="60" w:line="252" w:lineRule="auto"/>
-              <w:jc w:val="left"/>
-            </w:pPr>
-            <w:r>
-              <w:rPr>
-                <w:sz w:val="19"/>
-              </w:rPr>
-              <w:t xml:space="preserve">630,00 TL</w:t>
-            </w:r>
-          </w:p>
-        </w:tc>
-        <w:tc>
-          <w:tcPr>
-            <w:tcW w:type="dxa" w:w="4762"/>
-            <w:vAlign w:val="top"/>
-          </w:tcPr>
-          <w:p>
-            <w:pPr>
-              <w:pStyle w:val="Compact"/>
-              <w:spacing w:after="60" w:line="252" w:lineRule="auto"/>
-              <w:jc w:val="left"/>
-            </w:pPr>
-            <w:hyperlink r:id="rId22">
-              <w:r>
-                <w:rPr>
-                  <w:rStyle w:val="Hyperlink"/>
-                </w:rPr>
-                <w:t xml:space="preserve">Satış sayfası</w:t>
-              </w:r>
-            </w:hyperlink>
-          </w:p>
-        </w:tc>
-      </w:tr>
-      <w:tr>
-        <w:trPr>
-          <w:cantSplit/>
-        </w:trPr>
-        <w:tc>
-          <w:tcPr>
-            <w:tcW w:type="dxa" w:w="1701"/>
-            <w:vAlign w:val="top"/>
-          </w:tcPr>
-          <w:p>
-            <w:pPr>
-              <w:pStyle w:val="Compact"/>
-              <w:spacing w:after="60" w:line="252" w:lineRule="auto"/>
-              <w:jc w:val="left"/>
-            </w:pPr>
-            <w:r>
-              <w:rPr>
-                <w:sz w:val="19"/>
-              </w:rPr>
-              <w:t xml:space="preserve">motor — JGA12-N20B - 6V 300RPM Enkoderli Motor</w:t>
-            </w:r>
-          </w:p>
-        </w:tc>
-        <w:tc>
-          <w:tcPr>
-            <w:tcW w:type="dxa" w:w="3175"/>
-            <w:vAlign w:val="top"/>
-          </w:tcPr>
-          <w:p>
-            <w:pPr>
-              <w:pStyle w:val="Compact"/>
-              <w:spacing w:after="60" w:line="252" w:lineRule="auto"/>
-              <w:jc w:val="left"/>
-            </w:pPr>
-            <w:r>
-              <w:rPr>
-                <w:sz w:val="19"/>
-              </w:rPr>
-              <w:t xml:space="preserve">406,82 TL</w:t>
-            </w:r>
-          </w:p>
-        </w:tc>
-        <w:tc>
-          <w:tcPr>
-            <w:tcW w:type="dxa" w:w="4762"/>
-            <w:vAlign w:val="top"/>
-          </w:tcPr>
-          <w:p>
-            <w:pPr>
-              <w:pStyle w:val="Compact"/>
-              <w:spacing w:after="60" w:line="252" w:lineRule="auto"/>
-              <w:jc w:val="left"/>
-            </w:pPr>
-            <w:hyperlink r:id="rId23">
-              <w:r>
-                <w:rPr>
-                  <w:rStyle w:val="Hyperlink"/>
-                </w:rPr>
-                <w:t xml:space="preserve">Satış sayfası</w:t>
-              </w:r>
-            </w:hyperlink>
-          </w:p>
-        </w:tc>
-      </w:tr>
-      <w:tr>
-        <w:trPr>
-          <w:cantSplit/>
-        </w:trPr>
-        <w:tc>
-          <w:tcPr>
-            <w:tcW w:type="dxa" w:w="1701"/>
-            <w:vAlign w:val="top"/>
-          </w:tcPr>
-          <w:p>
-            <w:pPr>
-              <w:pStyle w:val="Compact"/>
-              <w:spacing w:after="60" w:line="252" w:lineRule="auto"/>
-              <w:jc w:val="left"/>
-            </w:pPr>
-            <w:r>
-              <w:rPr>
-                <w:sz w:val="19"/>
-              </w:rPr>
-              <w:t xml:space="preserve">sensor — GY-VL53L0XV2 Lazer Mesafe Modülü</w:t>
-            </w:r>
-          </w:p>
-        </w:tc>
-        <w:tc>
-          <w:tcPr>
-            <w:tcW w:type="dxa" w:w="3175"/>
-            <w:vAlign w:val="top"/>
-          </w:tcPr>
-          <w:p>
-            <w:pPr>
-              <w:pStyle w:val="Compact"/>
-              <w:spacing w:after="60" w:line="252" w:lineRule="auto"/>
-              <w:jc w:val="left"/>
-            </w:pPr>
-            <w:r>
-              <w:rPr>
-                <w:sz w:val="19"/>
-              </w:rPr>
-              <w:t xml:space="preserve">435,88 TL</w:t>
-            </w:r>
-          </w:p>
-        </w:tc>
-        <w:tc>
-          <w:tcPr>
-            <w:tcW w:type="dxa" w:w="4762"/>
-            <w:vAlign w:val="top"/>
-          </w:tcPr>
-          <w:p>
-            <w:pPr>
-              <w:pStyle w:val="Compact"/>
-              <w:spacing w:after="60" w:line="252" w:lineRule="auto"/>
-              <w:jc w:val="left"/>
-            </w:pPr>
-            <w:hyperlink r:id="rId24">
-              <w:r>
-                <w:rPr>
-                  <w:rStyle w:val="Hyperlink"/>
-                </w:rPr>
-                <w:t xml:space="preserve">Satış sayfası</w:t>
-              </w:r>
-            </w:hyperlink>
-          </w:p>
-        </w:tc>
-      </w:tr>
-      <w:tr>
-        <w:trPr>
-          <w:cantSplit/>
-        </w:trPr>
-        <w:tc>
-          <w:tcPr>
-            <w:tcW w:type="dxa" w:w="1701"/>
-            <w:vAlign w:val="top"/>
-          </w:tcPr>
-          <w:p>
-            <w:pPr>
-              <w:pStyle w:val="Compact"/>
-              <w:spacing w:after="60" w:line="252" w:lineRule="auto"/>
-              <w:jc w:val="left"/>
-            </w:pPr>
-            <w:r>
-              <w:rPr>
-                <w:sz w:val="19"/>
-              </w:rPr>
-              <w:t xml:space="preserve">battery — 7.4V 2S1P 1000 mAh (15C) Li-Polymer Pil - Soketli</w:t>
-            </w:r>
-          </w:p>
-        </w:tc>
-        <w:tc>
-          <w:tcPr>
-            <w:tcW w:type="dxa" w:w="3175"/>
-            <w:vAlign w:val="top"/>
-          </w:tcPr>
-          <w:p>
-            <w:pPr>
-              <w:pStyle w:val="Compact"/>
-              <w:spacing w:after="60" w:line="252" w:lineRule="auto"/>
-              <w:jc w:val="left"/>
-            </w:pPr>
-            <w:r>
-              <w:rPr>
-                <w:sz w:val="19"/>
-              </w:rPr>
-              <w:t xml:space="preserve">1.019,96 TL</w:t>
-            </w:r>
-          </w:p>
-        </w:tc>
-        <w:tc>
-          <w:tcPr>
-            <w:tcW w:type="dxa" w:w="4762"/>
-            <w:vAlign w:val="top"/>
-          </w:tcPr>
-          <w:p>
-            <w:pPr>
-              <w:pStyle w:val="Compact"/>
-              <w:spacing w:after="60" w:line="252" w:lineRule="auto"/>
-              <w:jc w:val="left"/>
-            </w:pPr>
-            <w:hyperlink r:id="rId25">
-              <w:r>
-                <w:rPr>
-                  <w:rStyle w:val="Hyperlink"/>
-                </w:rPr>
-                <w:t xml:space="preserve">Satış sayfası</w:t>
-              </w:r>
-            </w:hyperlink>
-          </w:p>
-        </w:tc>
-      </w:tr>
-      <w:tr>
-        <w:trPr>
-          <w:cantSplit/>
-        </w:trPr>
-        <w:tc>
-          <w:tcPr>
-            <w:tcW w:type="dxa" w:w="1701"/>
-            <w:vAlign w:val="top"/>
-          </w:tcPr>
-          <w:p>
-            <w:pPr>
-              <w:pStyle w:val="Compact"/>
-              <w:spacing w:after="60" w:line="252" w:lineRule="auto"/>
-              <w:jc w:val="left"/>
-            </w:pPr>
-            <w:r>
-              <w:rPr>
-                <w:sz w:val="19"/>
-              </w:rPr>
-              <w:t xml:space="preserve">charger — A3 Kompakt Lipo (2S - 3S) Şarj Aleti</w:t>
-            </w:r>
-          </w:p>
-        </w:tc>
-        <w:tc>
-          <w:tcPr>
-            <w:tcW w:type="dxa" w:w="3175"/>
-            <w:vAlign w:val="top"/>
-          </w:tcPr>
-          <w:p>
-            <w:pPr>
-              <w:pStyle w:val="Compact"/>
-              <w:spacing w:after="60" w:line="252" w:lineRule="auto"/>
-              <w:jc w:val="left"/>
-            </w:pPr>
-            <w:r>
-              <w:rPr>
-                <w:sz w:val="19"/>
-              </w:rPr>
-              <w:t xml:space="preserve">871,50 TL</w:t>
-            </w:r>
-          </w:p>
-        </w:tc>
-        <w:tc>
-          <w:tcPr>
-            <w:tcW w:type="dxa" w:w="4762"/>
-            <w:vAlign w:val="top"/>
-          </w:tcPr>
-          <w:p>
-            <w:pPr>
-              <w:pStyle w:val="Compact"/>
-              <w:spacing w:after="60" w:line="252" w:lineRule="auto"/>
-              <w:jc w:val="left"/>
-            </w:pPr>
-            <w:hyperlink r:id="rId26">
-              <w:r>
-                <w:rPr>
-                  <w:rStyle w:val="Hyperlink"/>
-                </w:rPr>
-                <w:t xml:space="preserve">Satış sayfası</w:t>
-              </w:r>
-            </w:hyperlink>
-          </w:p>
-        </w:tc>
-      </w:tr>
-      <w:tr>
-        <w:trPr>
-          <w:cantSplit/>
-        </w:trPr>
-        <w:tc>
-          <w:tcPr>
-            <w:tcW w:type="dxa" w:w="1701"/>
-            <w:vAlign w:val="top"/>
-          </w:tcPr>
-          <w:p>
-            <w:pPr>
-              <w:pStyle w:val="Compact"/>
-              <w:spacing w:after="60" w:line="252" w:lineRule="auto"/>
-              <w:jc w:val="left"/>
-            </w:pPr>
-            <w:r>
-              <w:rPr>
-                <w:sz w:val="19"/>
-              </w:rPr>
-              <w:t xml:space="preserve">coklayici — TCA9548A I2C Çoklayıcı</w:t>
-            </w:r>
-          </w:p>
-        </w:tc>
-        <w:tc>
-          <w:tcPr>
-            <w:tcW w:type="dxa" w:w="3175"/>
-            <w:vAlign w:val="top"/>
-          </w:tcPr>
-          <w:p>
-            <w:pPr>
-              <w:pStyle w:val="Compact"/>
-              <w:spacing w:after="60" w:line="252" w:lineRule="auto"/>
-              <w:jc w:val="left"/>
-            </w:pPr>
-            <w:r>
-              <w:rPr>
-                <w:sz w:val="19"/>
-              </w:rPr>
-              <w:t xml:space="preserve">76,50 TL</w:t>
-            </w:r>
-          </w:p>
-        </w:tc>
-        <w:tc>
-          <w:tcPr>
-            <w:tcW w:type="dxa" w:w="4762"/>
-            <w:vAlign w:val="top"/>
-          </w:tcPr>
-          <w:p>
-            <w:pPr>
-              <w:pStyle w:val="Compact"/>
-              <w:spacing w:after="60" w:line="252" w:lineRule="auto"/>
-              <w:jc w:val="left"/>
-            </w:pPr>
-            <w:hyperlink r:id="rId27">
-              <w:r>
-                <w:rPr>
-                  <w:rStyle w:val="Hyperlink"/>
-                </w:rPr>
-                <w:t xml:space="preserve">Satış sayfası</w:t>
-              </w:r>
-            </w:hyperlink>
-          </w:p>
-        </w:tc>
-      </w:tr>
-      <w:tr>
-        <w:trPr>
-          <w:cantSplit/>
-        </w:trPr>
-        <w:tc>
-          <w:tcPr>
-            <w:tcW w:type="dxa" w:w="1701"/>
-            <w:vAlign w:val="top"/>
-          </w:tcPr>
-          <w:p>
-            <w:pPr>
-              <w:pStyle w:val="Compact"/>
-              <w:spacing w:after="60" w:line="252" w:lineRule="auto"/>
-              <w:jc w:val="left"/>
-            </w:pPr>
-            <w:r>
-              <w:rPr>
-                <w:sz w:val="19"/>
-              </w:rPr>
-              <w:t xml:space="preserve">driver — TB6612FNG DC ve Step Motor Sürücü Modülü</w:t>
-            </w:r>
-          </w:p>
-        </w:tc>
-        <w:tc>
-          <w:tcPr>
-            <w:tcW w:type="dxa" w:w="3175"/>
-            <w:vAlign w:val="top"/>
-          </w:tcPr>
-          <w:p>
-            <w:pPr>
-              <w:pStyle w:val="Compact"/>
-              <w:spacing w:after="60" w:line="252" w:lineRule="auto"/>
-              <w:jc w:val="left"/>
-            </w:pPr>
-            <w:r>
-              <w:rPr>
-                <w:sz w:val="19"/>
-              </w:rPr>
-              <w:t xml:space="preserve">81,36 TL</w:t>
-            </w:r>
-          </w:p>
-        </w:tc>
-        <w:tc>
-          <w:tcPr>
-            <w:tcW w:type="dxa" w:w="4762"/>
-            <w:vAlign w:val="top"/>
-          </w:tcPr>
-          <w:p>
-            <w:pPr>
-              <w:pStyle w:val="Compact"/>
-              <w:spacing w:after="60" w:line="252" w:lineRule="auto"/>
-              <w:jc w:val="left"/>
-            </w:pPr>
-            <w:hyperlink r:id="rId28">
-              <w:r>
-                <w:rPr>
-                  <w:rStyle w:val="Hyperlink"/>
-                </w:rPr>
-                <w:t xml:space="preserve">Satış sayfası</w:t>
-              </w:r>
-            </w:hyperlink>
-          </w:p>
-        </w:tc>
-      </w:tr>
-      <w:tr>
-        <w:trPr>
-          <w:cantSplit/>
-        </w:trPr>
-        <w:tc>
-          <w:tcPr>
-            <w:tcW w:type="dxa" w:w="1701"/>
-            <w:vAlign w:val="top"/>
-          </w:tcPr>
-          <w:p>
-            <w:pPr>
-              <w:pStyle w:val="Compact"/>
-              <w:spacing w:after="60" w:line="252" w:lineRule="auto"/>
-              <w:jc w:val="left"/>
-            </w:pPr>
-            <w:r>
-              <w:rPr>
-                <w:sz w:val="19"/>
-              </w:rPr>
-              <w:t xml:space="preserve">caster — Mini Sarhoş Tekerlek Plastik - 2 Adet</w:t>
-            </w:r>
-          </w:p>
-        </w:tc>
-        <w:tc>
-          <w:tcPr>
-            <w:tcW w:type="dxa" w:w="3175"/>
-            <w:vAlign w:val="top"/>
-          </w:tcPr>
-          <w:p>
-            <w:pPr>
-              <w:pStyle w:val="Compact"/>
-              <w:spacing w:after="60" w:line="252" w:lineRule="auto"/>
-              <w:jc w:val="left"/>
-            </w:pPr>
-            <w:r>
-              <w:rPr>
-                <w:sz w:val="19"/>
-              </w:rPr>
-              <w:t xml:space="preserve">56,58 TL</w:t>
-            </w:r>
-          </w:p>
-        </w:tc>
-        <w:tc>
-          <w:tcPr>
-            <w:tcW w:type="dxa" w:w="4762"/>
-            <w:vAlign w:val="top"/>
-          </w:tcPr>
-          <w:p>
-            <w:pPr>
-              <w:pStyle w:val="Compact"/>
-              <w:spacing w:after="60" w:line="252" w:lineRule="auto"/>
-              <w:jc w:val="left"/>
-            </w:pPr>
-            <w:hyperlink r:id="rId29">
-              <w:r>
-                <w:rPr>
-                  <w:rStyle w:val="Hyperlink"/>
-                </w:rPr>
-                <w:t xml:space="preserve">Satış sayfası</w:t>
-              </w:r>
-            </w:hyperlink>
-          </w:p>
-        </w:tc>
-      </w:tr>
-      <w:tr>
-        <w:trPr>
-          <w:cantSplit/>
-        </w:trPr>
-        <w:tc>
-          <w:tcPr>
-            <w:tcW w:type="dxa" w:w="1701"/>
-            <w:vAlign w:val="top"/>
-          </w:tcPr>
-          <w:p>
-            <w:pPr>
-              <w:pStyle w:val="Compact"/>
-              <w:spacing w:after="60" w:line="252" w:lineRule="auto"/>
-              <w:jc w:val="left"/>
-            </w:pPr>
-            <w:r>
-              <w:rPr>
-                <w:sz w:val="19"/>
-              </w:rPr>
-              <w:t xml:space="preserve">reg5 — FPV UBEC 5V 3A 2-6S DC-DC Voltaj Regülatörü</w:t>
-            </w:r>
-          </w:p>
-        </w:tc>
-        <w:tc>
-          <w:tcPr>
-            <w:tcW w:type="dxa" w:w="3175"/>
-            <w:vAlign w:val="top"/>
-          </w:tcPr>
-          <w:p>
-            <w:pPr>
-              <w:pStyle w:val="Compact"/>
-              <w:spacing w:after="60" w:line="252" w:lineRule="auto"/>
-              <w:jc w:val="left"/>
-            </w:pPr>
-            <w:r>
-              <w:rPr>
-                <w:sz w:val="19"/>
-              </w:rPr>
-              <w:t xml:space="preserve">214,50 TL</w:t>
-            </w:r>
-          </w:p>
-        </w:tc>
-        <w:tc>
-          <w:tcPr>
-            <w:tcW w:type="dxa" w:w="4762"/>
-            <w:vAlign w:val="top"/>
-          </w:tcPr>
-          <w:p>
-            <w:pPr>
-              <w:pStyle w:val="Compact"/>
-              <w:spacing w:after="60" w:line="252" w:lineRule="auto"/>
-              <w:jc w:val="left"/>
-            </w:pPr>
-            <w:hyperlink r:id="rId30">
-              <w:r>
-                <w:rPr>
-                  <w:rStyle w:val="Hyperlink"/>
-                </w:rPr>
-                <w:t xml:space="preserve">Satış sayfası</w:t>
-              </w:r>
-            </w:hyperlink>
-          </w:p>
-        </w:tc>
-      </w:tr>
-      <w:tr>
-        <w:trPr>
-          <w:cantSplit/>
-        </w:trPr>
-        <w:tc>
-          <w:tcPr>
-            <w:tcW w:type="dxa" w:w="1701"/>
-            <w:vAlign w:val="top"/>
-          </w:tcPr>
-          <w:p>
-            <w:pPr>
-              <w:pStyle w:val="Compact"/>
-              <w:spacing w:after="60" w:line="252" w:lineRule="auto"/>
-              <w:jc w:val="left"/>
-            </w:pPr>
-            <w:r>
-              <w:rPr>
-                <w:sz w:val="19"/>
-              </w:rPr>
-              <w:t xml:space="preserve">reg33 — Ams1117 3.3v Voltaj Regülatör Modülü</w:t>
-            </w:r>
-          </w:p>
-        </w:tc>
-        <w:tc>
-          <w:tcPr>
-            <w:tcW w:type="dxa" w:w="3175"/>
-            <w:vAlign w:val="top"/>
-          </w:tcPr>
-          <w:p>
-            <w:pPr>
-              <w:pStyle w:val="Compact"/>
-              <w:spacing w:after="60" w:line="252" w:lineRule="auto"/>
-              <w:jc w:val="left"/>
-            </w:pPr>
-            <w:r>
-              <w:rPr>
-                <w:sz w:val="19"/>
-              </w:rPr>
-              <w:t xml:space="preserve">27,00 TL</w:t>
-            </w:r>
-          </w:p>
-        </w:tc>
-        <w:tc>
-          <w:tcPr>
-            <w:tcW w:type="dxa" w:w="4762"/>
-            <w:vAlign w:val="top"/>
-          </w:tcPr>
-          <w:p>
-            <w:pPr>
-              <w:pStyle w:val="Compact"/>
-              <w:spacing w:after="60" w:line="252" w:lineRule="auto"/>
-              <w:jc w:val="left"/>
-            </w:pPr>
-            <w:hyperlink r:id="rId31">
-              <w:r>
-                <w:rPr>
-                  <w:rStyle w:val="Hyperlink"/>
-                </w:rPr>
-                <w:t xml:space="preserve">Satış sayfası</w:t>
-              </w:r>
-            </w:hyperlink>
-          </w:p>
-        </w:tc>
-      </w:tr>
-      <w:tr>
-        <w:trPr>
-          <w:cantSplit/>
-        </w:trPr>
-        <w:tc>
-          <w:tcPr>
-            <w:tcW w:type="dxa" w:w="1701"/>
-            <w:vAlign w:val="top"/>
-          </w:tcPr>
-          <w:p>
-            <w:pPr>
-              <w:pStyle w:val="Compact"/>
-              <w:spacing w:after="60" w:line="252" w:lineRule="auto"/>
-              <w:jc w:val="left"/>
-            </w:pPr>
-            <w:r>
-              <w:rPr>
-                <w:sz w:val="19"/>
-              </w:rPr>
-              <w:t xml:space="preserve">perfboard — 6x13 Delikli Pertinaks</w:t>
-            </w:r>
-          </w:p>
-        </w:tc>
-        <w:tc>
-          <w:tcPr>
-            <w:tcW w:type="dxa" w:w="3175"/>
-            <w:vAlign w:val="top"/>
-          </w:tcPr>
-          <w:p>
-            <w:pPr>
-              <w:pStyle w:val="Compact"/>
-              <w:spacing w:after="60" w:line="252" w:lineRule="auto"/>
-              <w:jc w:val="left"/>
-            </w:pPr>
-            <w:r>
-              <w:rPr>
-                <w:sz w:val="19"/>
-              </w:rPr>
-              <w:t xml:space="preserve">39,00 TL</w:t>
-            </w:r>
-          </w:p>
-        </w:tc>
-        <w:tc>
-          <w:tcPr>
-            <w:tcW w:type="dxa" w:w="4762"/>
-            <w:vAlign w:val="top"/>
-          </w:tcPr>
-          <w:p>
-            <w:pPr>
-              <w:pStyle w:val="Compact"/>
-              <w:spacing w:after="60" w:line="252" w:lineRule="auto"/>
-              <w:jc w:val="left"/>
-            </w:pPr>
-            <w:hyperlink r:id="rId32">
-              <w:r>
-                <w:rPr>
-                  <w:rStyle w:val="Hyperlink"/>
-                </w:rPr>
-                <w:t xml:space="preserve">Satış sayfası</w:t>
-              </w:r>
-            </w:hyperlink>
-          </w:p>
-        </w:tc>
-      </w:tr>
-      <w:tr>
-        <w:trPr>
-          <w:cantSplit/>
-        </w:trPr>
-        <w:tc>
-          <w:tcPr>
-            <w:tcW w:type="dxa" w:w="1701"/>
-            <w:vAlign w:val="top"/>
-          </w:tcPr>
-          <w:p>
-            <w:pPr>
-              <w:pStyle w:val="Compact"/>
-              <w:spacing w:after="60" w:line="252" w:lineRule="auto"/>
-              <w:jc w:val="left"/>
-            </w:pPr>
-            <w:r>
-              <w:rPr>
-                <w:sz w:val="19"/>
-              </w:rPr>
-              <w:t xml:space="preserve">usb — Type C - USB A Kablo - 1 Metre</w:t>
-            </w:r>
-          </w:p>
-        </w:tc>
-        <w:tc>
-          <w:tcPr>
-            <w:tcW w:type="dxa" w:w="3175"/>
-            <w:vAlign w:val="top"/>
-          </w:tcPr>
-          <w:p>
-            <w:pPr>
-              <w:pStyle w:val="Compact"/>
-              <w:spacing w:after="60" w:line="252" w:lineRule="auto"/>
-              <w:jc w:val="left"/>
-            </w:pPr>
-            <w:r>
-              <w:rPr>
-                <w:sz w:val="19"/>
-              </w:rPr>
-              <w:t xml:space="preserve">36,00 TL</w:t>
-            </w:r>
-          </w:p>
-        </w:tc>
-        <w:tc>
-          <w:tcPr>
-            <w:tcW w:type="dxa" w:w="4762"/>
-            <w:vAlign w:val="top"/>
-          </w:tcPr>
-          <w:p>
-            <w:pPr>
-              <w:pStyle w:val="Compact"/>
-              <w:spacing w:after="60" w:line="252" w:lineRule="auto"/>
-              <w:jc w:val="left"/>
-            </w:pPr>
-            <w:hyperlink r:id="rId33">
-              <w:r>
-                <w:rPr>
-                  <w:rStyle w:val="Hyperlink"/>
-                </w:rPr>
-                <w:t xml:space="preserve">Satış sayfası</w:t>
-              </w:r>
-            </w:hyperlink>
-          </w:p>
-        </w:tc>
-      </w:tr>
-      <w:tr>
-        <w:trPr>
-          <w:cantSplit/>
-        </w:trPr>
-        <w:tc>
-          <w:tcPr>
-            <w:tcW w:type="dxa" w:w="1701"/>
-            <w:vAlign w:val="top"/>
-          </w:tcPr>
-          <w:p>
-            <w:pPr>
-              <w:pStyle w:val="Compact"/>
-              <w:spacing w:after="60" w:line="252" w:lineRule="auto"/>
-              <w:jc w:val="left"/>
-            </w:pPr>
-            <w:r>
-              <w:rPr>
-                <w:sz w:val="19"/>
-              </w:rPr>
-              <w:t xml:space="preserve">jumper — 40 Pin Ayrılabilen Dişi-Erkek Jumper Kablo-200mm</w:t>
-            </w:r>
-          </w:p>
-        </w:tc>
-        <w:tc>
-          <w:tcPr>
-            <w:tcW w:type="dxa" w:w="3175"/>
-            <w:vAlign w:val="top"/>
-          </w:tcPr>
-          <w:p>
-            <w:pPr>
-              <w:pStyle w:val="Compact"/>
-              <w:spacing w:after="60" w:line="252" w:lineRule="auto"/>
-              <w:jc w:val="left"/>
-            </w:pPr>
-            <w:r>
-              <w:rPr>
-                <w:sz w:val="19"/>
-              </w:rPr>
-              <w:t xml:space="preserve">51,00 TL</w:t>
-            </w:r>
-          </w:p>
-        </w:tc>
-        <w:tc>
-          <w:tcPr>
-            <w:tcW w:type="dxa" w:w="4762"/>
-            <w:vAlign w:val="top"/>
-          </w:tcPr>
-          <w:p>
-            <w:pPr>
-              <w:pStyle w:val="Compact"/>
-              <w:spacing w:after="60" w:line="252" w:lineRule="auto"/>
-              <w:jc w:val="left"/>
-            </w:pPr>
-            <w:hyperlink r:id="rId34">
-              <w:r>
-                <w:rPr>
-                  <w:rStyle w:val="Hyperlink"/>
-                </w:rPr>
-                <w:t xml:space="preserve">Satış sayfası</w:t>
-              </w:r>
-            </w:hyperlink>
-          </w:p>
-        </w:tc>
-      </w:tr>
-      <w:tr>
-        <w:trPr>
-          <w:cantSplit/>
-        </w:trPr>
-        <w:tc>
-          <w:tcPr>
-            <w:tcW w:type="dxa" w:w="1701"/>
-            <w:vAlign w:val="top"/>
-          </w:tcPr>
-          <w:p>
-            <w:pPr>
-              <w:pStyle w:val="Compact"/>
-              <w:spacing w:after="60" w:line="252" w:lineRule="auto"/>
-              <w:jc w:val="left"/>
-            </w:pPr>
-            <w:r>
-              <w:rPr>
-                <w:sz w:val="19"/>
-              </w:rPr>
-              <w:t xml:space="preserve">multimeter — ANENG XL830L Dijital Kademeli Multimetre</w:t>
-            </w:r>
-          </w:p>
-        </w:tc>
-        <w:tc>
-          <w:tcPr>
-            <w:tcW w:type="dxa" w:w="3175"/>
-            <w:vAlign w:val="top"/>
-          </w:tcPr>
-          <w:p>
-            <w:pPr>
-              <w:pStyle w:val="Compact"/>
-              <w:spacing w:after="60" w:line="252" w:lineRule="auto"/>
-              <w:jc w:val="left"/>
-            </w:pPr>
-            <w:r>
-              <w:rPr>
-                <w:sz w:val="19"/>
-              </w:rPr>
-              <w:t xml:space="preserve">276,06 TL</w:t>
-            </w:r>
-          </w:p>
-        </w:tc>
-        <w:tc>
-          <w:tcPr>
-            <w:tcW w:type="dxa" w:w="4762"/>
-            <w:vAlign w:val="top"/>
-          </w:tcPr>
-          <w:p>
-            <w:pPr>
-              <w:pStyle w:val="Compact"/>
-              <w:spacing w:after="60" w:line="252" w:lineRule="auto"/>
-              <w:jc w:val="left"/>
-            </w:pPr>
-            <w:hyperlink r:id="rId35">
-              <w:r>
-                <w:rPr>
-                  <w:rStyle w:val="Hyperlink"/>
-                </w:rPr>
-                <w:t xml:space="preserve">Satış sayfası</w:t>
-              </w:r>
-            </w:hyperlink>
-          </w:p>
-        </w:tc>
-      </w:tr>
-    </w:tbl>
-    <w:p>
-      <w:pPr>
-        <w:pStyle w:val="BodyText"/>
-      </w:pPr>
-      <w:r>
-        <w:t xml:space="preserve">ToF adayı için yapılandırılmış stok kaydı</w:t>
-      </w:r>
-      <w:r>
-        <w:t xml:space="preserve"> </w:t>
-      </w:r>
-      <w:r>
-        <w:t xml:space="preserve">“</w:t>
-      </w:r>
-      <w:r>
-        <w:t xml:space="preserve">stokta yok</w:t>
-      </w:r>
-      <w:r>
-        <w:t xml:space="preserve">”</w:t>
-      </w:r>
-      <w:r>
-        <w:t xml:space="preserve"> </w:t>
-      </w:r>
-      <w:r>
-        <w:t xml:space="preserve">şeklindedir. Bu fiyat beş uygun taşıyıcının temin edildiğini göstermez. Gövde, tekerlek/motor aparatları, uyarlama ve montaj malzemeleri, kamera sabitlemesi ile alan malzemeleri için doğrudan teklif bulunmayan tutarlar tahmin olarak kalır. Hazır 4WD plaka sayfası 150 TL gösterse de boyut/bağlantı ve stok sorunları nedeniyle K08 için doğrulanmış eşdeğer sayılmamıştır.</w:t>
-      </w:r>
-    </w:p>
-    <w:bookmarkEnd w:id="36"/>
-    <w:bookmarkStart w:id="39" w:name="teslim-koşulu-kaynakları"/>
-    <w:p>
-      <w:pPr>
-        <w:pStyle w:val="Heading2"/>
-      </w:pPr>
-      <w:r>
-        <w:t xml:space="preserve">Teslim koşulu kaynakları</w:t>
-      </w:r>
-    </w:p>
-    <w:p>
-      <w:pPr>
-        <w:pStyle w:val="Compact"/>
-        <w:numPr>
-          <w:ilvl w:val="0"/>
-          <w:numId w:val="1001"/>
-        </w:numPr>
-      </w:pPr>
-      <w:hyperlink r:id="rId37">
+      <w:hyperlink r:id="rId20">
         <w:r>
           <w:rPr>
             <w:rStyle w:val="Hyperlink"/>
           </w:rPr>
-          <w:t xml:space="preserve">1.500 TL ve üzeri ücretsiz teslim koşulu</w:t>
+          <w:t xml:space="preserve">Fiyat tahminleri ve kaydedilen satış fiyatlarının karşılaştırması</w:t>
         </w:r>
       </w:hyperlink>
       <w:r>
-        <w:t xml:space="preserve"> </w:t>
-      </w:r>
-      <w:r>
-        <w:t xml:space="preserve">— 23 Ekim 2026; alt eşik için kesin ücret doğrulanmadı.</w:t>
+        <w:t xml:space="preserve">.</w:t>
       </w:r>
     </w:p>
-    <w:p>
-      <w:pPr>
-        <w:pStyle w:val="Compact"/>
-        <w:numPr>
-          <w:ilvl w:val="0"/>
-          <w:numId w:val="1001"/>
-        </w:numPr>
-      </w:pPr>
-      <w:hyperlink r:id="rId38">
-        <w:r>
-          <w:rPr>
-            <w:rStyle w:val="Hyperlink"/>
-          </w:rPr>
-          <w:t xml:space="preserve">1.500 TL ve üzeri ücretsiz teslim koşulu</w:t>
-        </w:r>
-      </w:hyperlink>
-      <w:r>
-        <w:t xml:space="preserve"> </w:t>
-      </w:r>
-      <w:r>
-        <w:t xml:space="preserve">— 23 Ekim 2026; alt eşik için kesin ücret doğrulanmadı.</w:t>
-      </w:r>
-    </w:p>
-    <w:p>
-      <w:pPr>
-        <w:pStyle w:val="FirstParagraph"/>
-      </w:pPr>
-      <w:r>
-        <w:t xml:space="preserve">Güncel sayfa gözlemleri ve dosya özetleri</w:t>
-      </w:r>
-      <w:r>
-        <w:t xml:space="preserve"> </w:t>
-      </w:r>
-      <w:r>
-        <w:rPr>
-          <w:rStyle w:val="VerbatimChar"/>
-        </w:rPr>
-        <w:t xml:space="preserve">tedarik/fiyat_kayitlari_2026-10-23.json</w:t>
-      </w:r>
-      <w:r>
-        <w:t xml:space="preserve"> </w:t>
-      </w:r>
-      <w:r>
-        <w:t xml:space="preserve">dosyasındadır. Teknik kapsam ve fiyatların teyidi için hazırlanmış</w:t>
-      </w:r>
-      <w:r>
-        <w:t xml:space="preserve"> </w:t>
-      </w:r>
-      <w:r>
-        <w:rPr>
-          <w:rStyle w:val="VerbatimChar"/>
-        </w:rPr>
-        <w:t xml:space="preserve">TEDARIK_FIYAT_TEYIDI_TALEBI.md</w:t>
-      </w:r>
-      <w:r>
-        <w:t xml:space="preserve"> </w:t>
-      </w:r>
-      <w:r>
-        <w:t xml:space="preserve">metni gönderilmemiştir. Çağrının 2.2 maddesi gereği toplam talep, başvurular kapandıktan sonra değiştirilemez.</w:t>
-      </w:r>
-    </w:p>
-    <w:bookmarkEnd w:id="39"/>
-    <w:bookmarkEnd w:id="40"/>
+    <w:bookmarkEnd w:id="21"/>
     <w:sectPr>
       <w:headerReference r:id="rId9" w:type="default"/>
       <w:footerReference r:id="rId10" w:type="default"/>
@@ -3426,82 +2261,6 @@
       </w:pPr>
     </w:lvl>
   </w:abstractNum>
-  <w:abstractNum w:abstractNumId="991">
-    <w:nsid w:val="0000A991"/>
-    <w:multiLevelType w:val="multilevel"/>
-    <w:lvl w:ilvl="0">
-      <w:numFmt w:val="bullet"/>
-      <w:lvlText w:val="•"/>
-      <w:lvlJc w:val="left"/>
-      <w:pPr>
-        <w:ind w:left="720" w:hanging="480"/>
-      </w:pPr>
-    </w:lvl>
-    <w:lvl w:ilvl="1">
-      <w:numFmt w:val="bullet"/>
-      <w:lvlText w:val="–"/>
-      <w:lvlJc w:val="left"/>
-      <w:pPr>
-        <w:ind w:left="1440" w:hanging="480"/>
-      </w:pPr>
-    </w:lvl>
-    <w:lvl w:ilvl="2">
-      <w:numFmt w:val="bullet"/>
-      <w:lvlText w:val="•"/>
-      <w:lvlJc w:val="left"/>
-      <w:pPr>
-        <w:ind w:left="2160" w:hanging="480"/>
-      </w:pPr>
-    </w:lvl>
-    <w:lvl w:ilvl="3">
-      <w:numFmt w:val="bullet"/>
-      <w:lvlText w:val="–"/>
-      <w:lvlJc w:val="left"/>
-      <w:pPr>
-        <w:ind w:left="2880" w:hanging="480"/>
-      </w:pPr>
-    </w:lvl>
-    <w:lvl w:ilvl="4">
-      <w:numFmt w:val="bullet"/>
-      <w:lvlText w:val="•"/>
-      <w:lvlJc w:val="left"/>
-      <w:pPr>
-        <w:ind w:left="3600" w:hanging="480"/>
-      </w:pPr>
-    </w:lvl>
-    <w:lvl w:ilvl="5">
-      <w:numFmt w:val="bullet"/>
-      <w:lvlText w:val="–"/>
-      <w:lvlJc w:val="left"/>
-      <w:pPr>
-        <w:ind w:left="4320" w:hanging="480"/>
-      </w:pPr>
-    </w:lvl>
-    <w:lvl w:ilvl="6">
-      <w:numFmt w:val="bullet"/>
-      <w:lvlText w:val="•"/>
-      <w:lvlJc w:val="left"/>
-      <w:pPr>
-        <w:ind w:left="5040" w:hanging="480"/>
-      </w:pPr>
-    </w:lvl>
-    <w:lvl w:ilvl="7">
-      <w:numFmt w:val="bullet"/>
-      <w:lvlText w:val="–"/>
-      <w:lvlJc w:val="left"/>
-      <w:pPr>
-        <w:ind w:left="5760" w:hanging="480"/>
-      </w:pPr>
-    </w:lvl>
-    <w:lvl w:ilvl="8">
-      <w:numFmt w:val="bullet"/>
-      <w:lvlText w:val="•"/>
-      <w:lvlJc w:val="left"/>
-      <w:pPr>
-        <w:ind w:left="6480" w:hanging="480"/>
-      </w:pPr>
-    </w:lvl>
-  </w:abstractNum>
   <w:num w:numId="1">
     <w:abstractNumId w:val="8"/>
   </w:num>
@@ -3531,9 +2290,6 @@
   </w:num>
   <w:num w:numId="1000">
     <w:abstractNumId w:val="990"/>
-  </w:num>
-  <w:num w:numId="1001">
-    <w:abstractNumId w:val="991"/>
   </w:num>
 </w:numbering>
 </file>
